--- a/downloads/student/ai-4-week-33.docx
+++ b/downloads/student/ai-4-week-33.docx
@@ -1679,6 +1679,16 @@
     <w:p>
       <w:r>
         <w:t>A model card communicates evidence; it is not certification of safety, fairness or suitability for consequential plant decisions.</w:t>
+      </w:r>
+    </w:p>
+    <w:p>
+      <w:r>
+        <w:t>Read the labelled picture: Write a bounded replacement for the publicity sentence. Point to the relevant step in the picture, then write the changed result and the rule or evidence that supports it.</w:t>
+      </w:r>
+    </w:p>
+    <w:p>
+      <w:r>
+        <w:t>Change one thing: The publicity sentence becomes “80% accurate for every plant”. Predict the result before checking the explanation. What remains the same?</w:t>
       </w:r>
     </w:p>
     <w:p>
@@ -3512,6 +3522,187 @@
     <w:p>
       <w:r>
         <w:t>Attempt the independent case before hints. Record whether you worked alone, used a hint or followed a model. After feedback, fix the first unsupported step and explain why it changed. A later check uses a changed case, not a copied answer.</w:t>
+      </w:r>
+    </w:p>
+    <w:p>
+      <w:pPr>
+        <w:pStyle w:val="Heading1"/>
+      </w:pPr>
+      <w:r>
+        <w:t>15. Your lesson route</w:t>
+      </w:r>
+    </w:p>
+    <w:p>
+      <w:r>
+        <w:t>Start with this question: Write a model card whose performance statement can be traced to a concrete evaluation.</w:t>
+      </w:r>
+    </w:p>
+    <w:tbl>
+      <w:tblPr>
+        <w:tblStyle w:val="LightShading-Accent1"/>
+        <w:tblW w:type="auto" w:w="0"/>
+        <w:tblLook w:firstColumn="1" w:firstRow="1" w:lastColumn="0" w:lastRow="0" w:noHBand="0" w:noVBand="1" w:val="04A0"/>
+      </w:tblPr>
+      <w:tblGrid>
+        <w:gridCol w:w="5112"/>
+        <w:gridCol w:w="5112"/>
+      </w:tblGrid>
+      <w:tr>
+        <w:trPr>
+          <w:tblHeader/>
+        </w:trPr>
+        <w:tc>
+          <w:tcPr>
+            <w:tcW w:type="dxa" w:w="5112"/>
+          </w:tcPr>
+          <w:p>
+            <w:r>
+              <w:t>By the end, I can</w:t>
+            </w:r>
+          </w:p>
+        </w:tc>
+        <w:tc>
+          <w:tcPr>
+            <w:tcW w:type="dxa" w:w="5112"/>
+          </w:tcPr>
+          <w:p>
+            <w:r>
+              <w:t>How I will show it</w:t>
+            </w:r>
+          </w:p>
+        </w:tc>
+      </w:tr>
+      <w:tr>
+        <w:tc>
+          <w:tcPr>
+            <w:tcW w:type="dxa" w:w="5112"/>
+          </w:tcPr>
+          <w:p>
+            <w:r>
+              <w:t>Write a model card whose claims match evidence</w:t>
+            </w:r>
+          </w:p>
+        </w:tc>
+        <w:tc>
+          <w:tcPr>
+            <w:tcW w:type="dxa" w:w="5112"/>
+          </w:tcPr>
+          <w:p>
+            <w:r>
+              <w:t>Explain the deciding step, show a trace or test, and state one limit.</w:t>
+            </w:r>
+          </w:p>
+        </w:tc>
+      </w:tr>
+      <w:tr>
+        <w:tc>
+          <w:tcPr>
+            <w:tcW w:type="dxa" w:w="5112"/>
+          </w:tcPr>
+          <w:p>
+            <w:r>
+              <w:t>Separate intended use from unsupported use</w:t>
+            </w:r>
+          </w:p>
+        </w:tc>
+        <w:tc>
+          <w:tcPr>
+            <w:tcW w:type="dxa" w:w="5112"/>
+          </w:tcPr>
+          <w:p>
+            <w:r>
+              <w:t>Explain the deciding step, show a trace or test, and state one limit.</w:t>
+            </w:r>
+          </w:p>
+        </w:tc>
+      </w:tr>
+      <w:tr>
+        <w:tc>
+          <w:tcPr>
+            <w:tcW w:type="dxa" w:w="5112"/>
+          </w:tcPr>
+          <w:p>
+            <w:r>
+              <w:t>Review a card for missing evaluation details</w:t>
+            </w:r>
+          </w:p>
+        </w:tc>
+        <w:tc>
+          <w:tcPr>
+            <w:tcW w:type="dxa" w:w="5112"/>
+          </w:tcPr>
+          <w:p>
+            <w:r>
+              <w:t>Explain the deciding step, show a trace or test, and state one limit.</w:t>
+            </w:r>
+          </w:p>
+        </w:tc>
+      </w:tr>
+    </w:tbl>
+    <w:p>
+      <w:r>
+        <w:t>Remember → watch and explain → try with help → investigate → try independently → keep project evidence. Your teacher may spread this lesson across several classes.</w:t>
+      </w:r>
+    </w:p>
+    <w:p>
+      <w:r>
+        <w:t>Keep your first prediction. Compare it with what the evidence shows and explain any change.</w:t>
+      </w:r>
+    </w:p>
+    <w:p>
+      <w:pPr>
+        <w:pStyle w:val="Heading1"/>
+      </w:pPr>
+      <w:r>
+        <w:t>16. Finish and return</w:t>
+      </w:r>
+    </w:p>
+    <w:p>
+      <w:r>
+        <w:t>Close your notes. Explain this goal in your own words: Write a model card whose claims match evidence</w:t>
+      </w:r>
+    </w:p>
+    <w:p>
+      <w:pPr>
+        <w:pStyle w:val="Heading3"/>
+      </w:pPr>
+      <w:r>
+        <w:t>My deciding step, evidence and one remaining question</w:t>
+      </w:r>
+    </w:p>
+    <w:p>
+      <w:r>
+        <w:t>________________________________________________________________</w:t>
+      </w:r>
+    </w:p>
+    <w:p>
+      <w:r>
+        <w:t>________________________________________________________________</w:t>
+      </w:r>
+    </w:p>
+    <w:p>
+      <w:r>
+        <w:t>________________________________________________________________</w:t>
+      </w:r>
+    </w:p>
+    <w:p>
+      <w:r>
+        <w:t>________________________________________________________________</w:t>
+      </w:r>
+    </w:p>
+    <w:p>
+      <w:r>
+        <w:t>________________________________________________________________</w:t>
+      </w:r>
+    </w:p>
+    <w:p>
+      <w:r>
+        <w:t>If you are unsure, return to the worked picture and explain one arrow. If you are ready, change an input or assumption and justify your prediction.</w:t>
+      </w:r>
+    </w:p>
+    <w:p>
+      <w:r>
+        <w:t>Save your workbook evidence. At the next review, try a different case before opening your old answer.</w:t>
       </w:r>
     </w:p>
     <w:sectPr>

--- a/downloads/student/ai-4-week-33.docx
+++ b/downloads/student/ai-4-week-33.docx
@@ -3703,6 +3703,202 @@
     <w:p>
       <w:r>
         <w:t>Save your workbook evidence. At the next review, try a different case before opening your old answer.</w:t>
+      </w:r>
+    </w:p>
+    <w:p>
+      <w:pPr>
+        <w:pStyle w:val="Heading1"/>
+      </w:pPr>
+      <w:r>
+        <w:t>17. Supported practice, repair and portfolio</w:t>
+      </w:r>
+    </w:p>
+    <w:p>
+      <w:r>
+        <w:t>Use this supported practice once, in the browser or on paper. Keep the reserved independent assessment for a separate first attempt before teacher feedback.</w:t>
+      </w:r>
+    </w:p>
+    <w:p>
+      <w:r>
+        <w:t>Write a model card whose performance statement can be traced to a concrete evaluation.</w:t>
+      </w:r>
+    </w:p>
+    <w:p>
+      <w:pPr>
+        <w:pStyle w:val="Heading3"/>
+      </w:pPr>
+      <w:r>
+        <w:t>Practice 1: explain the deciding evidence</w:t>
+      </w:r>
+    </w:p>
+    <w:p>
+      <w:r>
+        <w:t>Which labelled step matches this detail? Do not claim all cameras, outdoor conditions or disease diagnosis were validated.</w:t>
+      </w:r>
+    </w:p>
+    <w:p>
+      <w:r>
+        <w:t>1. Name evidence</w:t>
+      </w:r>
+    </w:p>
+    <w:p>
+      <w:r>
+        <w:t>2. State limits</w:t>
+      </w:r>
+    </w:p>
+    <w:p>
+      <w:r>
+        <w:t>3. Compare baseline</w:t>
+      </w:r>
+    </w:p>
+    <w:p>
+      <w:pPr>
+        <w:pStyle w:val="Heading3"/>
+      </w:pPr>
+      <w:r>
+        <w:t>My selected conclusion, deciding fact and explanation</w:t>
+      </w:r>
+    </w:p>
+    <w:p>
+      <w:r>
+        <w:t>________________________________________________________________</w:t>
+      </w:r>
+    </w:p>
+    <w:p>
+      <w:r>
+        <w:t>________________________________________________________________</w:t>
+      </w:r>
+    </w:p>
+    <w:p>
+      <w:r>
+        <w:t>________________________________________________________________</w:t>
+      </w:r>
+    </w:p>
+    <w:p>
+      <w:r>
+        <w:t>________________________________________________________________</w:t>
+      </w:r>
+    </w:p>
+    <w:p>
+      <w:r>
+        <w:t>________________________________________________________________</w:t>
+      </w:r>
+    </w:p>
+    <w:p>
+      <w:r>
+        <w:t>Hint if needed: Read the steps in the pictorial case. Match the supplied detail to the stage that performs or records it.</w:t>
+      </w:r>
+    </w:p>
+    <w:p>
+      <w:r>
+        <w:t>After your attempt, compare with the supported explanation: State limits Do not claim all cameras, outdoor conditions or disease diagnosis were validated. Read the picture in order. Do not claim all cameras, outdoor conditions or disease diagnosis were validated. The arrows show which recorded input or intermediate result each decision uses. Explain the deciding step aloud before checking the changed case; pointing to the final answer alone does not show how it follows.</w:t>
+      </w:r>
+    </w:p>
+    <w:p>
+      <w:pPr>
+        <w:pStyle w:val="Heading3"/>
+      </w:pPr>
+      <w:r>
+        <w:t>Practice 2: explain the deciding evidence</w:t>
+      </w:r>
+    </w:p>
+    <w:p>
+      <w:r>
+        <w:t>Changed-case practice: The publicity sentence becomes “80% accurate for every plant”. Which conclusion is supported by the supplied facts?</w:t>
+      </w:r>
+    </w:p>
+    <w:p>
+      <w:r>
+        <w:t>1. We can decide the result without examining the changed input or the procedure.</w:t>
+      </w:r>
+    </w:p>
+    <w:p>
+      <w:r>
+        <w:t>2. This one example guarantees correct results for every future input.</w:t>
+      </w:r>
+    </w:p>
+    <w:p>
+      <w:r>
+        <w:t>3. Reject that unbounded statement.</w:t>
+      </w:r>
+    </w:p>
+    <w:p>
+      <w:pPr>
+        <w:pStyle w:val="Heading3"/>
+      </w:pPr>
+      <w:r>
+        <w:t>My selected conclusion, deciding fact and explanation</w:t>
+      </w:r>
+    </w:p>
+    <w:p>
+      <w:r>
+        <w:t>________________________________________________________________</w:t>
+      </w:r>
+    </w:p>
+    <w:p>
+      <w:r>
+        <w:t>________________________________________________________________</w:t>
+      </w:r>
+    </w:p>
+    <w:p>
+      <w:r>
+        <w:t>________________________________________________________________</w:t>
+      </w:r>
+    </w:p>
+    <w:p>
+      <w:r>
+        <w:t>________________________________________________________________</w:t>
+      </w:r>
+    </w:p>
+    <w:p>
+      <w:r>
+        <w:t>________________________________________________________________</w:t>
+      </w:r>
+    </w:p>
+    <w:p>
+      <w:r>
+        <w:t>Hint if needed: Use the changed condition and the deciding step in the pictorial trace. The answer must say what follows from those facts.</w:t>
+      </w:r>
+    </w:p>
+    <w:p>
+      <w:r>
+        <w:t>After your attempt, compare with the supported explanation: Reject that unbounded statement. The measured rate belongs to twenty related indoor photos, not every plant or setting.</w:t>
+      </w:r>
+    </w:p>
+    <w:p>
+      <w:pPr>
+        <w:pStyle w:val="Heading3"/>
+      </w:pPr>
+      <w:r>
+        <w:t>Repair a missing building block</w:t>
+      </w:r>
+    </w:p>
+    <w:p>
+      <w:r>
+        <w:t>Review Proxy Features and Fairness (ai-4/32). Goal: Identify possible proxy features. Short practice: What evidence contradicts the original “all setting information removed” claim? Point to the relevant step in the picture, then write the changed result and the rule or evidence that supports it.. Return to this week and explain what you changed.</w:t>
+      </w:r>
+    </w:p>
+    <w:p>
+      <w:r>
+        <w:t>Review Improve Generalization (ai-4/30). Goal: Compare training and validation evidence for model capacity. Short practice: What fresh evidence is needed after adding crossed training data? Point to the relevant step in the picture, then write the changed result and the rule or evidence that supports it.. Return to this week and explain what you changed.</w:t>
+      </w:r>
+    </w:p>
+    <w:p>
+      <w:r>
+        <w:t>Review Overfitting (ai-4/27). Goal: Compare training and validation evidence for model capacity. Short practice: Does100% training accuracy prove Large was always best? Point to the relevant step in the picture, then write the changed result and the rule or evidence that supports it.. Return to this week and explain what you changed.</w:t>
+      </w:r>
+    </w:p>
+    <w:p>
+      <w:pPr>
+        <w:pStyle w:val="Heading3"/>
+      </w:pPr>
+      <w:r>
+        <w:t>Keep your completed work</w:t>
+      </w:r>
+    </w:p>
+    <w:p>
+      <w:r>
+        <w:t>Use Download completed work in the hosted lesson to export your answers, reflections, practice feedback and code-run evidence. Open the HTML copy to read or print it. Drafts stay in this browser when storage is available; clear drafts on a shared device.</w:t>
       </w:r>
     </w:p>
     <w:sectPr>

--- a/downloads/student/ai-4-week-33.docx
+++ b/downloads/student/ai-4-week-33.docx
@@ -42,6 +42,11 @@
       </w:r>
     </w:p>
     <w:p>
+      <w:r>
+        <w:t>Start with the target: Write a model card whose claims match evidence. Try the recall before opening notes.</w:t>
+      </w:r>
+    </w:p>
+    <w:p>
       <w:pPr>
         <w:pStyle w:val="Heading3"/>
       </w:pPr>
@@ -50,17 +55,71 @@
       </w:r>
     </w:p>
     <w:p>
-      <w:r>
-        <w:t>I can write a model card whose claims match evidence.</w:t>
-      </w:r>
-    </w:p>
-    <w:p>
-      <w:r>
-        <w:t>I can separate intended use from unsupported use.</w:t>
-      </w:r>
-    </w:p>
-    <w:p>
-      <w:r>
+      <w:pPr>
+        <w:spacing w:line="336" w:lineRule="auto" w:after="180"/>
+      </w:pPr>
+      <w:r>
+        <w:rPr>
+          <w:b w:val="0"/>
+        </w:rPr>
+        <w:t xml:space="preserve">I can write a </w:t>
+      </w:r>
+      <w:r>
+        <w:rPr>
+          <w:b/>
+        </w:rPr>
+        <w:t>model card</w:t>
+      </w:r>
+      <w:r>
+        <w:rPr>
+          <w:b w:val="0"/>
+        </w:rPr>
+        <w:t xml:space="preserve"> whose claims match </w:t>
+      </w:r>
+      <w:r>
+        <w:rPr>
+          <w:b/>
+        </w:rPr>
+        <w:t>evidence</w:t>
+      </w:r>
+      <w:r>
+        <w:rPr>
+          <w:b w:val="0"/>
+        </w:rPr>
+        <w:t>.</w:t>
+      </w:r>
+    </w:p>
+    <w:p>
+      <w:pPr>
+        <w:spacing w:line="336" w:lineRule="auto" w:after="180"/>
+      </w:pPr>
+      <w:r>
+        <w:rPr>
+          <w:b w:val="0"/>
+        </w:rPr>
+        <w:t xml:space="preserve">I can separate </w:t>
+      </w:r>
+      <w:r>
+        <w:rPr>
+          <w:b/>
+        </w:rPr>
+        <w:t>intended use</w:t>
+      </w:r>
+      <w:r>
+        <w:rPr>
+          <w:b w:val="0"/>
+        </w:rPr>
+        <w:t xml:space="preserve"> from unsupported use.</w:t>
+      </w:r>
+    </w:p>
+    <w:p>
+      <w:pPr>
+        <w:spacing w:line="336" w:lineRule="auto" w:after="180"/>
+      </w:pPr>
+      <w:r>
+        <w:rPr>
+          <w:b w:val="0"/>
+        </w:rPr>
         <w:t>I can review a card for missing evaluation details.</w:t>
       </w:r>
     </w:p>
@@ -73,33 +132,129 @@
       </w:r>
     </w:p>
     <w:p>
-      <w:r>
+      <w:pPr>
+        <w:spacing w:line="336" w:lineRule="auto" w:after="180"/>
+      </w:pPr>
+      <w:r>
+        <w:rPr>
+          <w:b w:val="0"/>
+        </w:rPr>
         <w:t>Close your notes first. A rough first answer helps us choose the right starting point; it is not a score for your ability.</w:t>
       </w:r>
     </w:p>
     <w:p>
-      <w:r>
+      <w:pPr>
+        <w:spacing w:line="336" w:lineRule="auto" w:after="180"/>
+      </w:pPr>
+      <w:r>
+        <w:rPr>
+          <w:b w:val="0"/>
+        </w:rPr>
         <w:t>Without opening the old lesson, explain one key idea from Proxy Features and Fairness. Give an example and a mistake that the idea helps you avoid.</w:t>
       </w:r>
     </w:p>
     <w:p>
-      <w:r>
+      <w:pPr>
+        <w:spacing w:line="336" w:lineRule="auto" w:after="180"/>
+      </w:pPr>
+      <w:r>
+        <w:rPr>
+          <w:b w:val="0"/>
+        </w:rPr>
         <w:t>Without opening the old lesson, explain one key idea from Improve Generalization. Give an example and a mistake that the idea helps you avoid.</w:t>
       </w:r>
     </w:p>
     <w:p>
-      <w:r>
-        <w:t>Without opening the old lesson, explain one key idea from Overfitting. Give an example and a mistake that the idea helps you avoid.</w:t>
-      </w:r>
-    </w:p>
-    <w:p>
-      <w:r>
-        <w:t>After trying, check the relevant lesson or ask your teacher. Change the part of your explanation that the evidence shows was wrong.</w:t>
-      </w:r>
-    </w:p>
-    <w:p>
-      <w:r>
-        <w:t>A model card defines intended use, evidence, limitations, risks, decision boundaries, monitoring, and human escalation.</w:t>
+      <w:pPr>
+        <w:spacing w:line="336" w:lineRule="auto" w:after="180"/>
+      </w:pPr>
+      <w:r>
+        <w:rPr>
+          <w:b w:val="0"/>
+        </w:rPr>
+        <w:t>Without opening the old lesson, explain one key idea from Over</w:t>
+      </w:r>
+      <w:r>
+        <w:rPr>
+          <w:b/>
+        </w:rPr>
+        <w:t>fitting</w:t>
+      </w:r>
+      <w:r>
+        <w:rPr>
+          <w:b w:val="0"/>
+        </w:rPr>
+        <w:t>. Give an example and a mistake that the idea helps you avoid.</w:t>
+      </w:r>
+    </w:p>
+    <w:p>
+      <w:pPr>
+        <w:spacing w:line="336" w:lineRule="auto" w:after="180"/>
+      </w:pPr>
+      <w:r>
+        <w:rPr>
+          <w:b w:val="0"/>
+        </w:rPr>
+        <w:t xml:space="preserve">After trying, check the relevant lesson or ask your teacher. Change the part of your explanation that the </w:t>
+      </w:r>
+      <w:r>
+        <w:rPr>
+          <w:b/>
+        </w:rPr>
+        <w:t>evidence</w:t>
+      </w:r>
+      <w:r>
+        <w:rPr>
+          <w:b w:val="0"/>
+        </w:rPr>
+        <w:t xml:space="preserve"> shows was wrong.</w:t>
+      </w:r>
+    </w:p>
+    <w:p>
+      <w:pPr>
+        <w:spacing w:line="336" w:lineRule="auto" w:after="180"/>
+      </w:pPr>
+      <w:r>
+        <w:rPr>
+          <w:b w:val="0"/>
+        </w:rPr>
+        <w:t xml:space="preserve">A </w:t>
+      </w:r>
+      <w:r>
+        <w:rPr>
+          <w:b/>
+        </w:rPr>
+        <w:t>model card</w:t>
+      </w:r>
+      <w:r>
+        <w:rPr>
+          <w:b w:val="0"/>
+        </w:rPr>
+        <w:t xml:space="preserve"> defines </w:t>
+      </w:r>
+      <w:r>
+        <w:rPr>
+          <w:b/>
+        </w:rPr>
+        <w:t>intended use</w:t>
+      </w:r>
+      <w:r>
+        <w:rPr>
+          <w:b w:val="0"/>
+        </w:rPr>
+        <w:t xml:space="preserve">, </w:t>
+      </w:r>
+      <w:r>
+        <w:rPr>
+          <w:b/>
+        </w:rPr>
+        <w:t>evidence</w:t>
+      </w:r>
+      <w:r>
+        <w:rPr>
+          <w:b w:val="0"/>
+        </w:rPr>
+        <w:t>, limitations, risks, decision boundaries, monitoring, and human escalation.</w:t>
       </w:r>
     </w:p>
     <w:p>
@@ -139,12 +294,33 @@
       </w:r>
     </w:p>
     <w:p>
-      <w:r>
+      <w:pPr>
+        <w:pStyle w:val="Heading3"/>
+      </w:pPr>
+      <w:r>
+        <w:t>Your target</w:t>
+      </w:r>
+    </w:p>
+    <w:p>
+      <w:pPr>
+        <w:spacing w:line="336" w:lineRule="auto" w:after="180"/>
+        <w:shd w:fill="EDF7F3"/>
+      </w:pPr>
+      <w:r>
+        <w:rPr>
+          <w:b w:val="0"/>
+        </w:rPr>
         <w:t>LEARNING TARGET  Draft five model-card headings for a classroom leaf classifier. Why must the card state that its labels are classroom categories rather than professional plant diagnosis?</w:t>
       </w:r>
     </w:p>
     <w:p>
-      <w:r>
+      <w:pPr>
+        <w:spacing w:line="336" w:lineRule="auto" w:after="180"/>
+      </w:pPr>
+      <w:r>
+        <w:rPr>
+          <w:b w:val="0"/>
+        </w:rPr>
         <w:t>Builder name and experiment date:</w:t>
       </w:r>
     </w:p>
@@ -157,7 +333,14 @@
       </w:r>
     </w:p>
     <w:p>
-      <w:r>
+      <w:pPr>
+        <w:spacing w:line="336" w:lineRule="auto" w:after="180"/>
+        <w:shd w:fill="F5F1FB"/>
+      </w:pPr>
+      <w:r>
+        <w:rPr>
+          <w:b w:val="0"/>
+        </w:rPr>
         <w:t>What should remain visible after an evaluation?</w:t>
       </w:r>
     </w:p>
@@ -170,8 +353,38 @@
       </w:r>
     </w:p>
     <w:p>
-      <w:r>
-        <w:t>By the end, I can explain model cards and human review using a traced example and a stated limitation.</w:t>
+      <w:pPr>
+        <w:spacing w:line="336" w:lineRule="auto" w:after="180"/>
+      </w:pPr>
+      <w:r>
+        <w:rPr>
+          <w:b w:val="0"/>
+        </w:rPr>
+        <w:t xml:space="preserve">By the end, I can explain </w:t>
+      </w:r>
+      <w:r>
+        <w:rPr>
+          <w:b/>
+        </w:rPr>
+        <w:t>model card</w:t>
+      </w:r>
+      <w:r>
+        <w:rPr>
+          <w:b w:val="0"/>
+        </w:rPr>
+        <w:t xml:space="preserve">s and </w:t>
+      </w:r>
+      <w:r>
+        <w:rPr>
+          <w:b/>
+        </w:rPr>
+        <w:t>human review</w:t>
+      </w:r>
+      <w:r>
+        <w:rPr>
+          <w:b w:val="0"/>
+        </w:rPr>
+        <w:t xml:space="preserve"> using a traced example and a stated limitation.</w:t>
       </w:r>
     </w:p>
     <w:p>
@@ -184,6 +397,17 @@
     </w:p>
     <w:p>
       <w:r>
+        <w:t>Investigate the supplied Model Cards and Human Review case. Separate observations, given facts and assumptions before choosing an explanation.</w:t>
+      </w:r>
+    </w:p>
+    <w:p>
+      <w:pPr>
+        <w:spacing w:line="336" w:lineRule="auto" w:after="180"/>
+      </w:pPr>
+      <w:r>
+        <w:rPr>
+          <w:b/>
+        </w:rPr>
         <w:t>PICTURE ENTRY</w:t>
       </w:r>
     </w:p>
@@ -196,8 +420,26 @@
       </w:r>
     </w:p>
     <w:p>
-      <w:r>
-        <w:t>Begin with visible evidence; do not explain more than the picture and information support.</w:t>
+      <w:pPr>
+        <w:spacing w:line="336" w:lineRule="auto" w:after="180"/>
+      </w:pPr>
+      <w:r>
+        <w:rPr>
+          <w:b w:val="0"/>
+        </w:rPr>
+        <w:t xml:space="preserve">Begin with visible </w:t>
+      </w:r>
+      <w:r>
+        <w:rPr>
+          <w:b/>
+        </w:rPr>
+        <w:t>evidence</w:t>
+      </w:r>
+      <w:r>
+        <w:rPr>
+          <w:b w:val="0"/>
+        </w:rPr>
+        <w:t>; do not explain more than the picture and information support.</w:t>
       </w:r>
     </w:p>
     <w:p>
@@ -237,33 +479,162 @@
       </w:r>
     </w:p>
     <w:p>
-      <w:r>
-        <w:t>MYSTERY  The team must use model cards and human review to solve a model-building problem. What information do they have? What important evidence is still missing?</w:t>
-      </w:r>
-    </w:p>
-    <w:p>
-      <w:r>
+      <w:pPr>
+        <w:pStyle w:val="Heading3"/>
+      </w:pPr>
+      <w:r>
+        <w:t>Start with this puzzle</w:t>
+      </w:r>
+    </w:p>
+    <w:p>
+      <w:pPr>
+        <w:spacing w:line="336" w:lineRule="auto" w:after="180"/>
+        <w:shd w:fill="F1F6FC"/>
+      </w:pPr>
+      <w:r>
+        <w:rPr>
+          <w:b w:val="0"/>
+        </w:rPr>
+        <w:t xml:space="preserve">MYSTERY  The team must use </w:t>
+      </w:r>
+      <w:r>
+        <w:rPr>
+          <w:b/>
+        </w:rPr>
+        <w:t>model card</w:t>
+      </w:r>
+      <w:r>
+        <w:rPr>
+          <w:b w:val="0"/>
+        </w:rPr>
+        <w:t xml:space="preserve">s and </w:t>
+      </w:r>
+      <w:r>
+        <w:rPr>
+          <w:b/>
+        </w:rPr>
+        <w:t>human review</w:t>
+      </w:r>
+      <w:r>
+        <w:rPr>
+          <w:b w:val="0"/>
+        </w:rPr>
+        <w:t xml:space="preserve"> to solve a model-building problem. What information do they have? What important </w:t>
+      </w:r>
+      <w:r>
+        <w:rPr>
+          <w:b/>
+        </w:rPr>
+        <w:t>evidence</w:t>
+      </w:r>
+      <w:r>
+        <w:rPr>
+          <w:b w:val="0"/>
+        </w:rPr>
+        <w:t xml:space="preserve"> is still missing?</w:t>
+      </w:r>
+    </w:p>
+    <w:p>
+      <w:pPr>
+        <w:spacing w:line="336" w:lineRule="auto" w:after="180"/>
+      </w:pPr>
+      <w:r>
+        <w:rPr>
+          <w:b w:val="0"/>
+        </w:rPr>
         <w:t>Name three visible details without interpreting them.</w:t>
       </w:r>
     </w:p>
     <w:p>
-      <w:r>
+      <w:pPr>
+        <w:spacing w:line="336" w:lineRule="auto" w:after="180"/>
+      </w:pPr>
+      <w:r>
+        <w:rPr>
+          <w:b w:val="0"/>
+        </w:rPr>
         <w:t>Predict the data, model, or evaluation decision being made.</w:t>
       </w:r>
     </w:p>
     <w:p>
-      <w:r>
+      <w:pPr>
+        <w:spacing w:line="336" w:lineRule="auto" w:after="180"/>
+      </w:pPr>
+      <w:r>
+        <w:rPr>
+          <w:b w:val="0"/>
+        </w:rPr>
         <w:t>Identify one hidden assumption that could change the result.</w:t>
       </w:r>
     </w:p>
     <w:p>
-      <w:r>
-        <w:t>State what evidence would confirm or reject your prediction.</w:t>
-      </w:r>
-    </w:p>
-    <w:p>
-      <w:r>
-        <w:t>My prediction and supporting evidence:</w:t>
+      <w:pPr>
+        <w:spacing w:line="336" w:lineRule="auto" w:after="180"/>
+      </w:pPr>
+      <w:r>
+        <w:rPr>
+          <w:b w:val="0"/>
+        </w:rPr>
+        <w:t xml:space="preserve">State what </w:t>
+      </w:r>
+      <w:r>
+        <w:rPr>
+          <w:b/>
+        </w:rPr>
+        <w:t>evidence</w:t>
+      </w:r>
+      <w:r>
+        <w:rPr>
+          <w:b w:val="0"/>
+        </w:rPr>
+        <w:t xml:space="preserve"> would confirm or reject your </w:t>
+      </w:r>
+      <w:r>
+        <w:rPr>
+          <w:b/>
+        </w:rPr>
+        <w:t>prediction</w:t>
+      </w:r>
+      <w:r>
+        <w:rPr>
+          <w:b w:val="0"/>
+        </w:rPr>
+        <w:t>.</w:t>
+      </w:r>
+    </w:p>
+    <w:p>
+      <w:pPr>
+        <w:spacing w:line="336" w:lineRule="auto" w:after="180"/>
+      </w:pPr>
+      <w:r>
+        <w:rPr>
+          <w:b w:val="0"/>
+        </w:rPr>
+        <w:t xml:space="preserve">My </w:t>
+      </w:r>
+      <w:r>
+        <w:rPr>
+          <w:b/>
+        </w:rPr>
+        <w:t>prediction</w:t>
+      </w:r>
+      <w:r>
+        <w:rPr>
+          <w:b w:val="0"/>
+        </w:rPr>
+        <w:t xml:space="preserve"> and supporting </w:t>
+      </w:r>
+      <w:r>
+        <w:rPr>
+          <w:b/>
+        </w:rPr>
+        <w:t>evidence</w:t>
+      </w:r>
+      <w:r>
+        <w:rPr>
+          <w:b w:val="0"/>
+        </w:rPr>
+        <w:t>:</w:t>
       </w:r>
     </w:p>
     <w:p>
@@ -275,13 +646,107 @@
       </w:r>
     </w:p>
     <w:p>
-      <w:r>
-        <w:t>A model card helps another person understand what was built and what evidence exists. It is a record, not a certificate of safety. Link statements to saved data and run records. Use unknown or not evaluated where evidence is absent instead of filling gaps with optimistic language.</w:t>
-      </w:r>
-    </w:p>
-    <w:p>
-      <w:r>
-        <w:t>Use fictional classroom data throughout this investigation. Keep the task, units, reference labels and data split visible as you reason. Earlier weeks supplied the model-building process; this week examines model cards and review.</w:t>
+      <w:pPr>
+        <w:spacing w:line="336" w:lineRule="auto" w:after="180"/>
+      </w:pPr>
+      <w:r>
+        <w:rPr>
+          <w:b w:val="0"/>
+        </w:rPr>
+        <w:t xml:space="preserve">A </w:t>
+      </w:r>
+      <w:r>
+        <w:rPr>
+          <w:b/>
+        </w:rPr>
+        <w:t>model card</w:t>
+      </w:r>
+      <w:r>
+        <w:rPr>
+          <w:b w:val="0"/>
+        </w:rPr>
+        <w:t xml:space="preserve"> helps another person understand what was built and what </w:t>
+      </w:r>
+      <w:r>
+        <w:rPr>
+          <w:b/>
+        </w:rPr>
+        <w:t>evidence</w:t>
+      </w:r>
+      <w:r>
+        <w:rPr>
+          <w:b w:val="0"/>
+        </w:rPr>
+        <w:t xml:space="preserve"> exists. It is a record, not a certificate of safety. Link statements to saved data and run records.</w:t>
+      </w:r>
+    </w:p>
+    <w:p>
+      <w:pPr>
+        <w:spacing w:line="336" w:lineRule="auto" w:after="180"/>
+      </w:pPr>
+      <w:r>
+        <w:rPr>
+          <w:b w:val="0"/>
+        </w:rPr>
+        <w:t xml:space="preserve">Use unknown or not evaluated where </w:t>
+      </w:r>
+      <w:r>
+        <w:rPr>
+          <w:b/>
+        </w:rPr>
+        <w:t>evidence</w:t>
+      </w:r>
+      <w:r>
+        <w:rPr>
+          <w:b w:val="0"/>
+        </w:rPr>
+        <w:t xml:space="preserve"> is absent instead of filling gaps with optimistic language.</w:t>
+      </w:r>
+    </w:p>
+    <w:p>
+      <w:pPr>
+        <w:spacing w:line="336" w:lineRule="auto" w:after="180"/>
+      </w:pPr>
+      <w:r>
+        <w:rPr>
+          <w:b w:val="0"/>
+        </w:rPr>
+        <w:t>Use fictional classroom data throughout this investigation. Keep the task, units, reference labels and data split visible as you reason.</w:t>
+      </w:r>
+    </w:p>
+    <w:p>
+      <w:pPr>
+        <w:spacing w:line="336" w:lineRule="auto" w:after="180"/>
+      </w:pPr>
+      <w:r>
+        <w:rPr>
+          <w:b w:val="0"/>
+        </w:rPr>
+        <w:t xml:space="preserve">Earlier weeks supplied the model-building </w:t>
+      </w:r>
+      <w:r>
+        <w:rPr>
+          <w:b/>
+        </w:rPr>
+        <w:t>process</w:t>
+      </w:r>
+      <w:r>
+        <w:rPr>
+          <w:b w:val="0"/>
+        </w:rPr>
+        <w:t xml:space="preserve">; this week examines </w:t>
+      </w:r>
+      <w:r>
+        <w:rPr>
+          <w:b/>
+        </w:rPr>
+        <w:t>model card</w:t>
+      </w:r>
+      <w:r>
+        <w:rPr>
+          <w:b w:val="0"/>
+        </w:rPr>
+        <w:t>s and review.</w:t>
       </w:r>
     </w:p>
     <w:p>
@@ -294,7 +759,24 @@
     </w:p>
     <w:p>
       <w:r>
-        <w:t>ML MECHANISM</w:t>
+        <w:t>Follow the mechanism for Model Cards and Human Review. Connect each labelled input, deciding step and result.</w:t>
+      </w:r>
+    </w:p>
+    <w:p>
+      <w:pPr>
+        <w:spacing w:line="336" w:lineRule="auto" w:after="180"/>
+      </w:pPr>
+      <w:r>
+        <w:rPr>
+          <w:b/>
+        </w:rPr>
+        <w:t xml:space="preserve">ML </w:t>
+      </w:r>
+      <w:r>
+        <w:rPr>
+          <w:b/>
+        </w:rPr>
+        <w:t>MECHANISM</w:t>
       </w:r>
     </w:p>
     <w:p>
@@ -306,7 +788,13 @@
       </w:r>
     </w:p>
     <w:p>
-      <w:r>
+      <w:pPr>
+        <w:spacing w:line="336" w:lineRule="auto" w:after="180"/>
+      </w:pPr>
+      <w:r>
+        <w:rPr>
+          <w:b w:val="0"/>
+        </w:rPr>
         <w:t>Trace the information, fitted behavior, and evaluation proof separately.</w:t>
       </w:r>
     </w:p>
@@ -419,46 +907,248 @@
       </w:r>
     </w:p>
     <w:p>
-      <w:r>
-        <w:t>QUESTION  Write a model card with a clear do-not-use case and review path.</w:t>
-      </w:r>
-    </w:p>
-    <w:p>
-      <w:r>
-        <w:t>MODEL IDEA  A model card defines intended use, evidence, limitations, risks, decision boundaries, monitoring, and human escalation.</w:t>
-      </w:r>
-    </w:p>
-    <w:p>
-      <w:r>
+      <w:pPr>
+        <w:pStyle w:val="Heading3"/>
+      </w:pPr>
+      <w:r>
+        <w:t>Question to explain</w:t>
+      </w:r>
+    </w:p>
+    <w:p>
+      <w:pPr>
+        <w:spacing w:line="336" w:lineRule="auto" w:after="180"/>
+        <w:shd w:fill="F5F1FB"/>
+      </w:pPr>
+      <w:r>
+        <w:rPr>
+          <w:b w:val="0"/>
+        </w:rPr>
+        <w:t xml:space="preserve">QUESTION  Write a </w:t>
+      </w:r>
+      <w:r>
+        <w:rPr>
+          <w:b/>
+        </w:rPr>
+        <w:t>model card</w:t>
+      </w:r>
+      <w:r>
+        <w:rPr>
+          <w:b w:val="0"/>
+        </w:rPr>
+        <w:t xml:space="preserve"> with a clear </w:t>
+      </w:r>
+      <w:r>
+        <w:rPr>
+          <w:b/>
+        </w:rPr>
+        <w:t>do-not-use</w:t>
+      </w:r>
+      <w:r>
+        <w:rPr>
+          <w:b w:val="0"/>
+        </w:rPr>
+        <w:t xml:space="preserve"> case and review path.</w:t>
+      </w:r>
+    </w:p>
+    <w:p>
+      <w:pPr>
+        <w:spacing w:line="336" w:lineRule="auto" w:after="180"/>
+      </w:pPr>
+      <w:r>
+        <w:rPr>
+          <w:b w:val="0"/>
+        </w:rPr>
+        <w:t xml:space="preserve">MODEL IDEA  A </w:t>
+      </w:r>
+      <w:r>
+        <w:rPr>
+          <w:b/>
+        </w:rPr>
+        <w:t>model card</w:t>
+      </w:r>
+      <w:r>
+        <w:rPr>
+          <w:b w:val="0"/>
+        </w:rPr>
+        <w:t xml:space="preserve"> defines </w:t>
+      </w:r>
+      <w:r>
+        <w:rPr>
+          <w:b/>
+        </w:rPr>
+        <w:t>intended use</w:t>
+      </w:r>
+      <w:r>
+        <w:rPr>
+          <w:b w:val="0"/>
+        </w:rPr>
+        <w:t xml:space="preserve">, </w:t>
+      </w:r>
+      <w:r>
+        <w:rPr>
+          <w:b/>
+        </w:rPr>
+        <w:t>evidence</w:t>
+      </w:r>
+      <w:r>
+        <w:rPr>
+          <w:b w:val="0"/>
+        </w:rPr>
+        <w:t>, limitations, risks, decision boundaries, monitoring, and human escalation.</w:t>
+      </w:r>
+    </w:p>
+    <w:p>
+      <w:pPr>
+        <w:spacing w:line="336" w:lineRule="auto" w:after="180"/>
+      </w:pPr>
+      <w:r>
+        <w:rPr>
+          <w:b w:val="0"/>
+        </w:rPr>
         <w:t>PROOF NEEDED  Use an unseen case, visible calculation, error analysis, and a stated limitation.</w:t>
       </w:r>
     </w:p>
     <w:p>
-      <w:r>
-        <w:t>UNDER THE HOOD  Intended use: classroom exploration of visible leaf spotting. Evidence: test metrics, confusion matrix, subgroup slices, and data version.</w:t>
-      </w:r>
-    </w:p>
-    <w:p>
-      <w:r>
-        <w:t>Draw a fresh data → model → prediction → evaluation trace:</w:t>
-      </w:r>
-    </w:p>
-    <w:p>
       <w:pPr>
         <w:pStyle w:val="Heading3"/>
       </w:pPr>
       <w:r>
+        <w:t>How the mechanism works</w:t>
+      </w:r>
+    </w:p>
+    <w:p>
+      <w:pPr>
+        <w:spacing w:line="336" w:lineRule="auto" w:after="180"/>
+        <w:shd w:fill="F1F6F8"/>
+      </w:pPr>
+      <w:r>
+        <w:rPr>
+          <w:b w:val="0"/>
+        </w:rPr>
+        <w:t xml:space="preserve">UNDER THE HOOD  </w:t>
+      </w:r>
+      <w:r>
+        <w:rPr>
+          <w:b/>
+        </w:rPr>
+        <w:t>Intended use</w:t>
+      </w:r>
+      <w:r>
+        <w:rPr>
+          <w:b w:val="0"/>
+        </w:rPr>
+        <w:t xml:space="preserve">: classroom exploration of visible leaf spotting. </w:t>
+      </w:r>
+      <w:r>
+        <w:rPr>
+          <w:b/>
+        </w:rPr>
+        <w:t>Evidence</w:t>
+      </w:r>
+      <w:r>
+        <w:rPr>
+          <w:b w:val="0"/>
+        </w:rPr>
+        <w:t>: test metrics, confusion matrix, subgroup slices, and data version.</w:t>
+      </w:r>
+    </w:p>
+    <w:p>
+      <w:pPr>
+        <w:spacing w:line="336" w:lineRule="auto" w:after="180"/>
+      </w:pPr>
+      <w:r>
+        <w:rPr>
+          <w:b w:val="0"/>
+        </w:rPr>
+        <w:t xml:space="preserve">Draw a fresh data → model → </w:t>
+      </w:r>
+      <w:r>
+        <w:rPr>
+          <w:b/>
+        </w:rPr>
+        <w:t>prediction</w:t>
+      </w:r>
+      <w:r>
+        <w:rPr>
+          <w:b w:val="0"/>
+        </w:rPr>
+        <w:t xml:space="preserve"> → evaluation trace:</w:t>
+      </w:r>
+    </w:p>
+    <w:p>
+      <w:pPr>
+        <w:pStyle w:val="Heading3"/>
+      </w:pPr>
+      <w:r>
         <w:t>A closer explanation</w:t>
       </w:r>
     </w:p>
     <w:p>
-      <w:r>
-        <w:t>Example card: classroom parcel classifier v 1; purpose: compare toy classification methods on fictional clear/blocked labels. Training 40, validation 20, test 12 with separate record groups. Frozen test TN 7 FP 1 FN 2 TP 2, blocked positive: accuracy 9/12, precision 2/3, recall 2/4. Always-clear baseline scores 8/12. No real parcel or student decision is supported.</w:t>
-      </w:r>
-    </w:p>
-    <w:p>
-      <w:r>
-        <w:t>Before continuing, underline the decision rule and circle the evidence that supports the conclusion. Explain the example to a partner without replacing the counts or conditions with a stronger claim. Keep the distinction between an observed result and a proposed next step.</w:t>
+      <w:pPr>
+        <w:spacing w:line="336" w:lineRule="auto" w:after="180"/>
+      </w:pPr>
+      <w:r>
+        <w:rPr>
+          <w:b w:val="0"/>
+        </w:rPr>
+        <w:t xml:space="preserve">Example card: classroom parcel classifier v 1; purpose: compare toy classification methods on fictional clear/blocked labels. </w:t>
+      </w:r>
+      <w:r>
+        <w:rPr>
+          <w:b/>
+        </w:rPr>
+        <w:t>Training</w:t>
+      </w:r>
+      <w:r>
+        <w:rPr>
+          <w:b w:val="0"/>
+        </w:rPr>
+        <w:t xml:space="preserve"> 40, validation 20, test 12 with separate record groups.</w:t>
+      </w:r>
+    </w:p>
+    <w:p>
+      <w:pPr>
+        <w:spacing w:line="336" w:lineRule="auto" w:after="180"/>
+      </w:pPr>
+      <w:r>
+        <w:rPr>
+          <w:b w:val="0"/>
+        </w:rPr>
+        <w:t>Frozen test TN 7 FP 1 FN 2 TP 2, blocked positive: accuracy 9/12, precision 2/3, recall 2/4. Always-clear baseline scores 8/12. No real parcel or student decision is supported.</w:t>
+      </w:r>
+    </w:p>
+    <w:p>
+      <w:pPr>
+        <w:spacing w:line="336" w:lineRule="auto" w:after="180"/>
+      </w:pPr>
+      <w:r>
+        <w:rPr>
+          <w:b w:val="0"/>
+        </w:rPr>
+        <w:t xml:space="preserve">Before continuing, underline the decision rule and circle the </w:t>
+      </w:r>
+      <w:r>
+        <w:rPr>
+          <w:b/>
+        </w:rPr>
+        <w:t>evidence</w:t>
+      </w:r>
+      <w:r>
+        <w:rPr>
+          <w:b w:val="0"/>
+        </w:rPr>
+        <w:t xml:space="preserve"> that supports the conclusion. Explain the example to a partner without replacing the counts or conditions with a stronger claim.</w:t>
+      </w:r>
+    </w:p>
+    <w:p>
+      <w:pPr>
+        <w:spacing w:line="336" w:lineRule="auto" w:after="180"/>
+      </w:pPr>
+      <w:r>
+        <w:rPr>
+          <w:b w:val="0"/>
+        </w:rPr>
+        <w:t>Keep the distinction between an observed result and a proposed next step.</w:t>
       </w:r>
     </w:p>
     <w:p>
@@ -470,8 +1160,26 @@
       </w:r>
     </w:p>
     <w:p>
-      <w:r>
-        <w:t>Point to the input, the deciding step and the result in this week’s visual. Explain the same step in ordinary words. A picture helps when you can say what each part represents.</w:t>
+      <w:pPr>
+        <w:spacing w:line="336" w:lineRule="auto" w:after="180"/>
+      </w:pPr>
+      <w:r>
+        <w:rPr>
+          <w:b w:val="0"/>
+        </w:rPr>
+        <w:t xml:space="preserve">Point to the </w:t>
+      </w:r>
+      <w:r>
+        <w:rPr>
+          <w:b/>
+        </w:rPr>
+        <w:t>input</w:t>
+      </w:r>
+      <w:r>
+        <w:rPr>
+          <w:b w:val="0"/>
+        </w:rPr>
+        <w:t>, the deciding step and the result in this week’s visual. Explain the same step in ordinary words. A picture helps when you can say what each part represents.</w:t>
       </w:r>
     </w:p>
     <w:p>
@@ -484,6 +1192,17 @@
     </w:p>
     <w:p>
       <w:r>
+        <w:t>Compare the supplied cases for Model Cards and Human Review. Identify the detail that changes the conclusion.</w:t>
+      </w:r>
+    </w:p>
+    <w:p>
+      <w:pPr>
+        <w:spacing w:line="336" w:lineRule="auto" w:after="180"/>
+      </w:pPr>
+      <w:r>
+        <w:rPr>
+          <w:b/>
+        </w:rPr>
         <w:t>EVALUATION DESIGN</w:t>
       </w:r>
     </w:p>
@@ -496,7 +1215,13 @@
       </w:r>
     </w:p>
     <w:p>
-      <w:r>
+      <w:pPr>
+        <w:spacing w:line="336" w:lineRule="auto" w:after="180"/>
+      </w:pPr>
+      <w:r>
+        <w:rPr>
+          <w:b w:val="0"/>
+        </w:rPr>
         <w:t>A system is not understood until it survives more than one comfortable example.</w:t>
       </w:r>
     </w:p>
@@ -645,32 +1370,91 @@
       </w:r>
     </w:p>
     <w:p>
-      <w:r>
+      <w:pPr>
+        <w:spacing w:line="336" w:lineRule="auto" w:after="180"/>
+      </w:pPr>
+      <w:r>
+        <w:rPr>
+          <w:b w:val="0"/>
+        </w:rPr>
         <w:t>NORMAL  Expected data and expected behavior.</w:t>
       </w:r>
     </w:p>
     <w:p>
-      <w:r>
-        <w:t>BOUNDARY  Value close to a threshold, ambiguous label, or uncertain prediction.</w:t>
-      </w:r>
-    </w:p>
-    <w:p>
-      <w:r>
+      <w:pPr>
+        <w:pStyle w:val="Heading3"/>
+      </w:pPr>
+      <w:r>
+        <w:t>Keep this boundary clear</w:t>
+      </w:r>
+    </w:p>
+    <w:p>
+      <w:pPr>
+        <w:spacing w:line="336" w:lineRule="auto" w:after="180"/>
+        <w:shd w:fill="FFF5E6"/>
+      </w:pPr>
+      <w:r>
+        <w:rPr>
+          <w:b w:val="0"/>
+        </w:rPr>
+        <w:t xml:space="preserve">BOUNDARY  Value close to a threshold, ambiguous label, or uncertain </w:t>
+      </w:r>
+      <w:r>
+        <w:rPr>
+          <w:b/>
+        </w:rPr>
+        <w:t>prediction</w:t>
+      </w:r>
+      <w:r>
+        <w:rPr>
+          <w:b w:val="0"/>
+        </w:rPr>
+        <w:t>.</w:t>
+      </w:r>
+    </w:p>
+    <w:p>
+      <w:pPr>
+        <w:spacing w:line="336" w:lineRule="auto" w:after="180"/>
+      </w:pPr>
+      <w:r>
+        <w:rPr>
+          <w:b w:val="0"/>
+        </w:rPr>
         <w:t>MISSING  Necessary field, label, source, or measurement is unavailable.</w:t>
       </w:r>
     </w:p>
     <w:p>
-      <w:r>
+      <w:pPr>
+        <w:spacing w:line="336" w:lineRule="auto" w:after="180"/>
+      </w:pPr>
+      <w:r>
+        <w:rPr>
+          <w:b w:val="0"/>
+        </w:rPr>
         <w:t>SHIFTED  New lighting, species, device, subgroup, or time condition.</w:t>
       </w:r>
     </w:p>
     <w:p>
-      <w:r>
+      <w:pPr>
+        <w:spacing w:line="336" w:lineRule="auto" w:after="180"/>
+        <w:shd w:fill="FFF5E6"/>
+      </w:pPr>
+      <w:r>
+        <w:rPr>
+          <w:b w:val="0"/>
+        </w:rPr>
         <w:t>RELEASE RULE  Passing one case never proves generalization. Predefine expected behavior for all four categories.</w:t>
       </w:r>
     </w:p>
     <w:p>
-      <w:r>
+      <w:pPr>
+        <w:spacing w:line="336" w:lineRule="auto" w:after="180"/>
+        <w:shd w:fill="F5F1FB"/>
+      </w:pPr>
+      <w:r>
+        <w:rPr>
+          <w:b w:val="0"/>
+        </w:rPr>
         <w:t>Which case most threatens today's claim, and why?</w:t>
       </w:r>
     </w:p>
@@ -683,17 +1467,80 @@
       </w:r>
     </w:p>
     <w:p>
-      <w:r>
-        <w:t>Change: The publicity sentence becomes “80% accurate for every plant”.</w:t>
-      </w:r>
-    </w:p>
-    <w:p>
-      <w:r>
-        <w:t>Prediction: Reject that unbounded statement.</w:t>
-      </w:r>
-    </w:p>
-    <w:p>
-      <w:r>
+      <w:pPr>
+        <w:pStyle w:val="Heading3"/>
+      </w:pPr>
+      <w:r>
+        <w:t>Change one thing</w:t>
+      </w:r>
+    </w:p>
+    <w:p>
+      <w:pPr>
+        <w:spacing w:line="336" w:lineRule="auto" w:after="180"/>
+        <w:shd w:fill="F5F1FB"/>
+      </w:pPr>
+      <w:r>
+        <w:rPr>
+          <w:b w:val="0"/>
+        </w:rPr>
+        <w:t>Change: The publicity sentence becomes “</w:t>
+      </w:r>
+      <w:r>
+        <w:rPr>
+          <w:b/>
+        </w:rPr>
+        <w:t>80%</w:t>
+      </w:r>
+      <w:r>
+        <w:rPr>
+          <w:b w:val="0"/>
+        </w:rPr>
+        <w:t xml:space="preserve"> accurate for every plant”.</w:t>
+      </w:r>
+    </w:p>
+    <w:p>
+      <w:pPr>
+        <w:pStyle w:val="Heading3"/>
+      </w:pPr>
+      <w:r>
+        <w:t>Predicted result</w:t>
+      </w:r>
+    </w:p>
+    <w:p>
+      <w:pPr>
+        <w:spacing w:line="336" w:lineRule="auto" w:after="180"/>
+        <w:shd w:fill="F1F6FC"/>
+      </w:pPr>
+      <w:r>
+        <w:rPr>
+          <w:b/>
+        </w:rPr>
+        <w:t>Prediction</w:t>
+      </w:r>
+      <w:r>
+        <w:rPr>
+          <w:b w:val="0"/>
+        </w:rPr>
+        <w:t>: Reject that unbounded statement.</w:t>
+      </w:r>
+    </w:p>
+    <w:p>
+      <w:pPr>
+        <w:pStyle w:val="Heading3"/>
+      </w:pPr>
+      <w:r>
+        <w:t>Why the result follows</w:t>
+      </w:r>
+    </w:p>
+    <w:p>
+      <w:pPr>
+        <w:spacing w:line="336" w:lineRule="auto" w:after="180"/>
+        <w:shd w:fill="F1F6FC"/>
+      </w:pPr>
+      <w:r>
+        <w:rPr>
+          <w:b w:val="0"/>
+        </w:rPr>
         <w:t>Reason: The measured rate belongs to twenty related indoor photos, not every plant or setting.</w:t>
       </w:r>
     </w:p>
@@ -707,6 +1554,17 @@
     </w:p>
     <w:p>
       <w:r>
+        <w:t>Use the vocabulary of Model Cards and Human Review to explain a concrete decision, rather than only memorising definitions.</w:t>
+      </w:r>
+    </w:p>
+    <w:p>
+      <w:pPr>
+        <w:spacing w:line="336" w:lineRule="auto" w:after="180"/>
+      </w:pPr>
+      <w:r>
+        <w:rPr>
+          <w:b/>
+        </w:rPr>
         <w:t>VOCABULARY</w:t>
       </w:r>
     </w:p>
@@ -719,7 +1577,13 @@
       </w:r>
     </w:p>
     <w:p>
-      <w:r>
+      <w:pPr>
+        <w:spacing w:line="336" w:lineRule="auto" w:after="180"/>
+      </w:pPr>
+      <w:r>
+        <w:rPr>
+          <w:b w:val="0"/>
+        </w:rPr>
         <w:t>A definition matters when it lets you interpret a new dataset, model, or result.</w:t>
       </w:r>
     </w:p>
@@ -1035,12 +1899,25 @@
       </w:tr>
     </w:tbl>
     <w:p>
-      <w:r>
+      <w:pPr>
+        <w:spacing w:line="336" w:lineRule="auto" w:after="180"/>
+        <w:shd w:fill="FFF5E6"/>
+      </w:pPr>
+      <w:r>
+        <w:rPr>
+          <w:b w:val="0"/>
+        </w:rPr>
         <w:t>MISCONCEPTION TO REPAIR  A disclaimer at the bottom of the screen is a complete safety plan.</w:t>
       </w:r>
     </w:p>
     <w:p>
-      <w:r>
+      <w:pPr>
+        <w:spacing w:line="336" w:lineRule="auto" w:after="180"/>
+      </w:pPr>
+      <w:r>
+        <w:rPr>
+          <w:b w:val="0"/>
+        </w:rPr>
         <w:t>Repair the claim using a definition, calculation, or test record:</w:t>
       </w:r>
     </w:p>
@@ -1186,7 +2063,24 @@
     </w:p>
     <w:p>
       <w:r>
-        <w:t>WORKED EVIDENCE</w:t>
+        <w:t>Follow the worked trace for Model Cards and Human Review, predict a step, then compare with its explanation.</w:t>
+      </w:r>
+    </w:p>
+    <w:p>
+      <w:pPr>
+        <w:spacing w:line="336" w:lineRule="auto" w:after="180"/>
+      </w:pPr>
+      <w:r>
+        <w:rPr>
+          <w:b/>
+        </w:rPr>
+        <w:t xml:space="preserve">WORKED </w:t>
+      </w:r>
+      <w:r>
+        <w:rPr>
+          <w:b/>
+        </w:rPr>
+        <w:t>EVIDENCE</w:t>
       </w:r>
     </w:p>
     <w:p>
@@ -1198,8 +2092,26 @@
       </w:r>
     </w:p>
     <w:p>
-      <w:r>
-        <w:t>Predict first. Then check each step. A correct answer without visible evidence cannot be audited.</w:t>
+      <w:pPr>
+        <w:spacing w:line="336" w:lineRule="auto" w:after="180"/>
+      </w:pPr>
+      <w:r>
+        <w:rPr>
+          <w:b w:val="0"/>
+        </w:rPr>
+        <w:t xml:space="preserve">Predict first. Then check each step. A correct answer without visible </w:t>
+      </w:r>
+      <w:r>
+        <w:rPr>
+          <w:b/>
+        </w:rPr>
+        <w:t>evidence</w:t>
+      </w:r>
+      <w:r>
+        <w:rPr>
+          <w:b w:val="0"/>
+        </w:rPr>
+        <w:t xml:space="preserve"> cannot be audited.</w:t>
       </w:r>
     </w:p>
     <w:p>
@@ -1239,33 +2151,142 @@
       </w:r>
     </w:p>
     <w:p>
-      <w:r>
-        <w:t>STEP 1  Intended use: classroom exploration of visible leaf spotting.</w:t>
-      </w:r>
-    </w:p>
-    <w:p>
-      <w:r>
-        <w:t>STEP 2  Evidence: test metrics, confusion matrix, subgroup slices, and data version.</w:t>
-      </w:r>
-    </w:p>
-    <w:p>
-      <w:r>
+      <w:pPr>
+        <w:pStyle w:val="Heading3"/>
+      </w:pPr>
+      <w:r>
+        <w:t>Step 1</w:t>
+      </w:r>
+    </w:p>
+    <w:p>
+      <w:pPr>
+        <w:spacing w:line="336" w:lineRule="auto" w:after="180"/>
+        <w:shd w:fill="F4F9FC"/>
+      </w:pPr>
+      <w:r>
+        <w:rPr>
+          <w:b w:val="0"/>
+        </w:rPr>
+        <w:t xml:space="preserve">STEP 1  </w:t>
+      </w:r>
+      <w:r>
+        <w:rPr>
+          <w:b/>
+        </w:rPr>
+        <w:t>Intended use</w:t>
+      </w:r>
+      <w:r>
+        <w:rPr>
+          <w:b w:val="0"/>
+        </w:rPr>
+        <w:t>: classroom exploration of visible leaf spotting.</w:t>
+      </w:r>
+    </w:p>
+    <w:p>
+      <w:pPr>
+        <w:pStyle w:val="Heading3"/>
+      </w:pPr>
+      <w:r>
+        <w:t>Step 2</w:t>
+      </w:r>
+    </w:p>
+    <w:p>
+      <w:pPr>
+        <w:spacing w:line="336" w:lineRule="auto" w:after="180"/>
+        <w:shd w:fill="F4F9FC"/>
+      </w:pPr>
+      <w:r>
+        <w:rPr>
+          <w:b w:val="0"/>
+        </w:rPr>
+        <w:t xml:space="preserve">STEP 2  </w:t>
+      </w:r>
+      <w:r>
+        <w:rPr>
+          <w:b/>
+        </w:rPr>
+        <w:t>Evidence</w:t>
+      </w:r>
+      <w:r>
+        <w:rPr>
+          <w:b w:val="0"/>
+        </w:rPr>
+        <w:t>: test metrics, confusion matrix, subgroup slices, and data version.</w:t>
+      </w:r>
+    </w:p>
+    <w:p>
+      <w:pPr>
+        <w:pStyle w:val="Heading3"/>
+      </w:pPr>
+      <w:r>
+        <w:t>Step 3</w:t>
+      </w:r>
+    </w:p>
+    <w:p>
+      <w:pPr>
+        <w:spacing w:line="336" w:lineRule="auto" w:after="180"/>
+        <w:shd w:fill="F4F9FC"/>
+      </w:pPr>
+      <w:r>
+        <w:rPr>
+          <w:b w:val="0"/>
+        </w:rPr>
         <w:t>STEP 3  Do not use for pesticide, medical, or agricultural diagnosis.</w:t>
       </w:r>
     </w:p>
     <w:p>
-      <w:r>
+      <w:pPr>
+        <w:pStyle w:val="Heading3"/>
+      </w:pPr>
+      <w:r>
+        <w:t>Step 4</w:t>
+      </w:r>
+    </w:p>
+    <w:p>
+      <w:pPr>
+        <w:spacing w:line="336" w:lineRule="auto" w:after="180"/>
+        <w:shd w:fill="F4F9FC"/>
+      </w:pPr>
+      <w:r>
+        <w:rPr>
+          <w:b w:val="0"/>
+        </w:rPr>
         <w:t>STEP 4  Uncertain, unfamiliar, or high-consequence cases route to a teacher or qualified adult.</w:t>
       </w:r>
     </w:p>
     <w:p>
-      <w:r>
+      <w:pPr>
+        <w:spacing w:line="336" w:lineRule="auto" w:after="180"/>
+        <w:shd w:fill="EDF7F3"/>
+      </w:pPr>
+      <w:r>
+        <w:rPr>
+          <w:b w:val="0"/>
+        </w:rPr>
         <w:t>CHECK  Verify the denominator, unit, split, class definition, and data version before interpreting a score.</w:t>
       </w:r>
     </w:p>
     <w:p>
-      <w:r>
-        <w:t>Recalculate, retrace, or restate the evidence independently:</w:t>
+      <w:pPr>
+        <w:spacing w:line="336" w:lineRule="auto" w:after="180"/>
+      </w:pPr>
+      <w:r>
+        <w:rPr>
+          <w:b w:val="0"/>
+        </w:rPr>
+        <w:t xml:space="preserve">Recalculate, retrace, or restate the </w:t>
+      </w:r>
+      <w:r>
+        <w:rPr>
+          <w:b/>
+        </w:rPr>
+        <w:t>evidence</w:t>
+      </w:r>
+      <w:r>
+        <w:rPr>
+          <w:b w:val="0"/>
+        </w:rPr>
+        <w:t xml:space="preserve"> independently:</w:t>
       </w:r>
     </w:p>
     <w:p>
@@ -1469,7 +2490,13 @@
       </w:r>
     </w:p>
     <w:p>
-      <w:r>
+      <w:pPr>
+        <w:spacing w:line="336" w:lineRule="auto" w:after="180"/>
+      </w:pPr>
+      <w:r>
+        <w:rPr>
+          <w:b w:val="0"/>
+        </w:rPr>
         <w:t>Cover the result before checking it. Say what is given, choose the procedure, and follow one step at a time. Then uncover the result and explain your first mismatch. Ask why a step is allowed, not only what number it produces.</w:t>
       </w:r>
     </w:p>
@@ -1482,8 +2509,26 @@
       </w:r>
     </w:p>
     <w:p>
-      <w:r>
-        <w:t>Write a model card whose performance statement can be traced to a concrete evaluation.</w:t>
+      <w:pPr>
+        <w:spacing w:line="336" w:lineRule="auto" w:after="180"/>
+      </w:pPr>
+      <w:r>
+        <w:rPr>
+          <w:b w:val="0"/>
+        </w:rPr>
+        <w:t xml:space="preserve">Write a </w:t>
+      </w:r>
+      <w:r>
+        <w:rPr>
+          <w:b/>
+        </w:rPr>
+        <w:t>model card</w:t>
+      </w:r>
+      <w:r>
+        <w:rPr>
+          <w:b w:val="0"/>
+        </w:rPr>
+        <w:t xml:space="preserve"> whose performance statement can be traced to a concrete evaluation.</w:t>
       </w:r>
     </w:p>
     <w:p>
@@ -1495,13 +2540,55 @@
       </w:r>
     </w:p>
     <w:p>
-      <w:r>
+      <w:pPr>
+        <w:pStyle w:val="Heading3"/>
+      </w:pPr>
+      <w:r>
+        <w:t>Supplied facts</w:t>
+      </w:r>
+    </w:p>
+    <w:p>
+      <w:pPr>
+        <w:spacing w:line="336" w:lineRule="auto" w:after="180"/>
+        <w:shd w:fill="F1F6FC"/>
+      </w:pPr>
+      <w:r>
+        <w:rPr>
+          <w:b w:val="0"/>
+        </w:rPr>
         <w:t>Toy v = 3 classifier scored16/20 on five unseen plants with four views each, under indoor tablet lighting. Baseline scored14/20.</w:t>
       </w:r>
     </w:p>
     <w:p>
-      <w:r>
-        <w:t>All inputs and outcomes in this worked example are invented classroom data; no real model run is claimed.</w:t>
+      <w:pPr>
+        <w:pStyle w:val="Heading3"/>
+      </w:pPr>
+      <w:r>
+        <w:t>Supplied facts</w:t>
+      </w:r>
+    </w:p>
+    <w:p>
+      <w:pPr>
+        <w:spacing w:line="336" w:lineRule="auto" w:after="180"/>
+        <w:shd w:fill="F1F6FC"/>
+      </w:pPr>
+      <w:r>
+        <w:rPr>
+          <w:b w:val="0"/>
+        </w:rPr>
+        <w:t xml:space="preserve">All </w:t>
+      </w:r>
+      <w:r>
+        <w:rPr>
+          <w:b/>
+        </w:rPr>
+        <w:t>input</w:t>
+      </w:r>
+      <w:r>
+        <w:rPr>
+          <w:b w:val="0"/>
+        </w:rPr>
+        <w:t>s and outcomes in this worked example are invented classroom data; no real model run is claimed.</w:t>
       </w:r>
     </w:p>
     <w:p>
@@ -1664,31 +2751,163 @@
       </w:r>
     </w:p>
     <w:p>
-      <w:r>
-        <w:t>Read the picture in order. Do not claim all cameras, outdoor conditions or disease diagnosis were validated. The arrows show which recorded input or intermediate result each decision uses. Explain the deciding step aloud before checking the changed case; pointing to the final answer alone does not show how it follows.</w:t>
-      </w:r>
-    </w:p>
-    <w:p>
       <w:pPr>
         <w:pStyle w:val="Heading3"/>
       </w:pPr>
       <w:r>
+        <w:t>Why the result follows</w:t>
+      </w:r>
+    </w:p>
+    <w:p>
+      <w:pPr>
+        <w:spacing w:line="336" w:lineRule="auto" w:after="180"/>
+        <w:shd w:fill="F1F6FC"/>
+      </w:pPr>
+      <w:r>
+        <w:rPr>
+          <w:b w:val="0"/>
+        </w:rPr>
+        <w:t xml:space="preserve">Read the picture in order. Do not claim all cameras, outdoor conditions or disease diagnosis were validated. The arrows show which recorded </w:t>
+      </w:r>
+      <w:r>
+        <w:rPr>
+          <w:b/>
+        </w:rPr>
+        <w:t>input</w:t>
+      </w:r>
+      <w:r>
+        <w:rPr>
+          <w:b w:val="0"/>
+        </w:rPr>
+        <w:t xml:space="preserve"> or intermediate result each decision uses.</w:t>
+      </w:r>
+    </w:p>
+    <w:p>
+      <w:pPr>
+        <w:spacing w:line="336" w:lineRule="auto" w:after="180"/>
+        <w:shd w:fill="F1F6FC"/>
+      </w:pPr>
+      <w:r>
+        <w:rPr>
+          <w:b w:val="0"/>
+        </w:rPr>
+        <w:t>Explain the deciding step aloud before checking the changed case; pointing to the final answer alone does not show how it follows.</w:t>
+      </w:r>
+    </w:p>
+    <w:p>
+      <w:pPr>
+        <w:pStyle w:val="Heading3"/>
+      </w:pPr>
+      <w:r>
         <w:t>What this example does not establish</w:t>
       </w:r>
     </w:p>
     <w:p>
-      <w:r>
-        <w:t>A model card communicates evidence; it is not certification of safety, fairness or suitability for consequential plant decisions.</w:t>
-      </w:r>
-    </w:p>
-    <w:p>
-      <w:r>
-        <w:t>Read the labelled picture: Write a bounded replacement for the publicity sentence. Point to the relevant step in the picture, then write the changed result and the rule or evidence that supports it.</w:t>
-      </w:r>
-    </w:p>
-    <w:p>
-      <w:r>
-        <w:t>Change one thing: The publicity sentence becomes “80% accurate for every plant”. Predict the result before checking the explanation. What remains the same?</w:t>
+      <w:pPr>
+        <w:pStyle w:val="Heading3"/>
+      </w:pPr>
+      <w:r>
+        <w:t>Keep the stated limit</w:t>
+      </w:r>
+    </w:p>
+    <w:p>
+      <w:pPr>
+        <w:spacing w:line="336" w:lineRule="auto" w:after="180"/>
+        <w:shd w:fill="FFF5E6"/>
+      </w:pPr>
+      <w:r>
+        <w:rPr>
+          <w:b w:val="0"/>
+        </w:rPr>
+        <w:t xml:space="preserve">A </w:t>
+      </w:r>
+      <w:r>
+        <w:rPr>
+          <w:b/>
+        </w:rPr>
+        <w:t>model card</w:t>
+      </w:r>
+      <w:r>
+        <w:rPr>
+          <w:b w:val="0"/>
+        </w:rPr>
+        <w:t xml:space="preserve"> communicates </w:t>
+      </w:r>
+      <w:r>
+        <w:rPr>
+          <w:b/>
+        </w:rPr>
+        <w:t>evidence</w:t>
+      </w:r>
+      <w:r>
+        <w:rPr>
+          <w:b w:val="0"/>
+        </w:rPr>
+        <w:t>; it is not certification of safety, fairness or suitability for consequential plant decisions.</w:t>
+      </w:r>
+    </w:p>
+    <w:p>
+      <w:pPr>
+        <w:pStyle w:val="Heading3"/>
+      </w:pPr>
+      <w:r>
+        <w:t>Keep the stated limit</w:t>
+      </w:r>
+    </w:p>
+    <w:p>
+      <w:pPr>
+        <w:spacing w:line="336" w:lineRule="auto" w:after="180"/>
+        <w:shd w:fill="FFF5E6"/>
+      </w:pPr>
+      <w:r>
+        <w:rPr>
+          <w:b w:val="0"/>
+        </w:rPr>
+        <w:t xml:space="preserve">Read the labelled picture: Write a bounded replacement for the publicity sentence. Point to the relevant step in the picture, then write the changed result and the rule or </w:t>
+      </w:r>
+      <w:r>
+        <w:rPr>
+          <w:b/>
+        </w:rPr>
+        <w:t>evidence</w:t>
+      </w:r>
+      <w:r>
+        <w:rPr>
+          <w:b w:val="0"/>
+        </w:rPr>
+        <w:t xml:space="preserve"> that supports it.</w:t>
+      </w:r>
+    </w:p>
+    <w:p>
+      <w:pPr>
+        <w:pStyle w:val="Heading3"/>
+      </w:pPr>
+      <w:r>
+        <w:t>Keep the stated limit</w:t>
+      </w:r>
+    </w:p>
+    <w:p>
+      <w:pPr>
+        <w:spacing w:line="336" w:lineRule="auto" w:after="180"/>
+        <w:shd w:fill="FFF5E6"/>
+      </w:pPr>
+      <w:r>
+        <w:rPr>
+          <w:b w:val="0"/>
+        </w:rPr>
+        <w:t>Change one thing: The publicity sentence becomes “</w:t>
+      </w:r>
+      <w:r>
+        <w:rPr>
+          <w:b/>
+        </w:rPr>
+        <w:t>80%</w:t>
+      </w:r>
+      <w:r>
+        <w:rPr>
+          <w:b w:val="0"/>
+        </w:rPr>
+        <w:t xml:space="preserve"> accurate for every plant”. Predict the result before checking the explanation. What remains the same?</w:t>
       </w:r>
     </w:p>
     <w:p>
@@ -1701,6 +2920,26 @@
     </w:p>
     <w:p>
       <w:r>
+        <w:t>Find the unsupported step in the Model Cards and Human Review claim and explain a repair using the supplied evidence.</w:t>
+      </w:r>
+    </w:p>
+    <w:p>
+      <w:pPr>
+        <w:pStyle w:val="Heading3"/>
+      </w:pPr>
+      <w:r>
+        <w:t>Find the first error</w:t>
+      </w:r>
+    </w:p>
+    <w:p>
+      <w:pPr>
+        <w:spacing w:line="336" w:lineRule="auto" w:after="180"/>
+        <w:shd w:fill="FFF5E6"/>
+      </w:pPr>
+      <w:r>
+        <w:rPr>
+          <w:b w:val="0"/>
+        </w:rPr>
         <w:t>ERROR DETECTIVE</w:t>
       </w:r>
     </w:p>
@@ -1713,7 +2952,13 @@
       </w:r>
     </w:p>
     <w:p>
-      <w:r>
+      <w:pPr>
+        <w:spacing w:line="336" w:lineRule="auto" w:after="180"/>
+      </w:pPr>
+      <w:r>
+        <w:rPr>
+          <w:b w:val="0"/>
+        </w:rPr>
         <w:t>Do not patch the answer. Find the earliest unsupported assumption, data problem, or experiment error.</w:t>
       </w:r>
     </w:p>
@@ -1964,12 +3209,25 @@
       </w:tr>
     </w:tbl>
     <w:p>
-      <w:r>
+      <w:pPr>
+        <w:spacing w:line="336" w:lineRule="auto" w:after="180"/>
+        <w:shd w:fill="FFF5E6"/>
+      </w:pPr>
+      <w:r>
+        <w:rPr>
+          <w:b w:val="0"/>
+        </w:rPr>
         <w:t>CLAIM TO CHALLENGE  A disclaimer at the bottom of the screen is a complete safety plan.</w:t>
       </w:r>
     </w:p>
     <w:p>
-      <w:r>
+      <w:pPr>
+        <w:spacing w:line="336" w:lineRule="auto" w:after="180"/>
+      </w:pPr>
+      <w:r>
+        <w:rPr>
+          <w:b w:val="0"/>
+        </w:rPr>
         <w:t>Diagnose one cause and name the cleanest next experiment:</w:t>
       </w:r>
     </w:p>
@@ -1982,8 +3240,37 @@
       </w:r>
     </w:p>
     <w:p>
-      <w:r>
-        <w:t>Do not claim a synthetic classroom dataset represents every school or age group. Missing calibration, subgroup or shift evidence must remain explicit. A useful card may conclude that the model should stay a classroom demonstration.</w:t>
+      <w:pPr>
+        <w:spacing w:line="336" w:lineRule="auto" w:after="180"/>
+      </w:pPr>
+      <w:r>
+        <w:rPr>
+          <w:b w:val="0"/>
+        </w:rPr>
+        <w:t xml:space="preserve">Do not claim a synthetic classroom dataset represents every school or age group. Missing calibration, subgroup or shift </w:t>
+      </w:r>
+      <w:r>
+        <w:rPr>
+          <w:b/>
+        </w:rPr>
+        <w:t>evidence</w:t>
+      </w:r>
+      <w:r>
+        <w:rPr>
+          <w:b w:val="0"/>
+        </w:rPr>
+        <w:t xml:space="preserve"> must remain explicit.</w:t>
+      </w:r>
+    </w:p>
+    <w:p>
+      <w:pPr>
+        <w:spacing w:line="336" w:lineRule="auto" w:after="180"/>
+      </w:pPr>
+      <w:r>
+        <w:rPr>
+          <w:b w:val="0"/>
+        </w:rPr>
+        <w:t>A useful card may conclude that the model should stay a classroom demonstration.</w:t>
       </w:r>
     </w:p>
     <w:p>
@@ -2024,6 +3311,17 @@
     </w:p>
     <w:p>
       <w:r>
+        <w:t>Practise Model Cards and Human Review with support, then explain the deciding step in your own words.</w:t>
+      </w:r>
+    </w:p>
+    <w:p>
+      <w:pPr>
+        <w:spacing w:line="336" w:lineRule="auto" w:after="180"/>
+      </w:pPr>
+      <w:r>
+        <w:rPr>
+          <w:b/>
+        </w:rPr>
         <w:t>ML STUDIO</w:t>
       </w:r>
     </w:p>
@@ -2036,7 +3334,13 @@
       </w:r>
     </w:p>
     <w:p>
-      <w:r>
+      <w:pPr>
+        <w:spacing w:line="336" w:lineRule="auto" w:after="180"/>
+      </w:pPr>
+      <w:r>
+        <w:rPr>
+          <w:b w:val="0"/>
+        </w:rPr>
         <w:t>A trustworthy result can be reproduced from the recorded data, code, settings, and evaluation rule.</w:t>
       </w:r>
     </w:p>
@@ -2085,37 +3389,124 @@
       </w:r>
     </w:p>
     <w:p>
-      <w:r>
-        <w:t>QUESTION + intended use + success threshold</w:t>
-      </w:r>
-    </w:p>
-    <w:p>
-      <w:r>
+      <w:pPr>
+        <w:pStyle w:val="Heading3"/>
+      </w:pPr>
+      <w:r>
+        <w:t>Question to explain</w:t>
+      </w:r>
+    </w:p>
+    <w:p>
+      <w:pPr>
+        <w:spacing w:line="336" w:lineRule="auto" w:after="180"/>
+        <w:shd w:fill="F5F1FB"/>
+      </w:pPr>
+      <w:r>
+        <w:rPr>
+          <w:b w:val="0"/>
+        </w:rPr>
+        <w:t xml:space="preserve">QUESTION + </w:t>
+      </w:r>
+      <w:r>
+        <w:rPr>
+          <w:b/>
+        </w:rPr>
+        <w:t>intended use</w:t>
+      </w:r>
+      <w:r>
+        <w:rPr>
+          <w:b w:val="0"/>
+        </w:rPr>
+        <w:t xml:space="preserve"> + success threshold</w:t>
+      </w:r>
+    </w:p>
+    <w:p>
+      <w:pPr>
+        <w:spacing w:line="336" w:lineRule="auto" w:after="180"/>
+      </w:pPr>
+      <w:r>
+        <w:rPr>
+          <w:b w:val="0"/>
+        </w:rPr>
         <w:t>DATA version + grouped split + leakage check</w:t>
       </w:r>
     </w:p>
     <w:p>
-      <w:r>
-        <w:t>CODE/preprocessing + features + model + settings + seed</w:t>
-      </w:r>
-    </w:p>
-    <w:p>
-      <w:r>
+      <w:pPr>
+        <w:spacing w:line="336" w:lineRule="auto" w:after="180"/>
+      </w:pPr>
+      <w:r>
+        <w:rPr>
+          <w:b w:val="0"/>
+        </w:rPr>
+        <w:t>CODE/pre</w:t>
+      </w:r>
+      <w:r>
+        <w:rPr>
+          <w:b/>
+        </w:rPr>
+        <w:t>process</w:t>
+      </w:r>
+      <w:r>
+        <w:rPr>
+          <w:b w:val="0"/>
+        </w:rPr>
+        <w:t>ing + features + model + settings + seed</w:t>
+      </w:r>
+    </w:p>
+    <w:p>
+      <w:pPr>
+        <w:spacing w:line="336" w:lineRule="auto" w:after="180"/>
+      </w:pPr>
+      <w:r>
+        <w:rPr>
+          <w:b w:val="0"/>
+        </w:rPr>
         <w:t>METRICS + positive class + units + denominators</w:t>
       </w:r>
     </w:p>
     <w:p>
-      <w:r>
-        <w:t>PREDICTIONS + errors + subgroup slices + limitations</w:t>
-      </w:r>
-    </w:p>
-    <w:p>
-      <w:r>
-        <w:t>HUMAN reviewer + release, revise, limit, or stop decision</w:t>
-      </w:r>
-    </w:p>
-    <w:p>
-      <w:r>
+      <w:pPr>
+        <w:spacing w:line="336" w:lineRule="auto" w:after="180"/>
+      </w:pPr>
+      <w:r>
+        <w:rPr>
+          <w:b/>
+        </w:rPr>
+        <w:t>PREDICTION</w:t>
+      </w:r>
+      <w:r>
+        <w:rPr>
+          <w:b w:val="0"/>
+        </w:rPr>
+        <w:t>S + errors + subgroup slices + limitations</w:t>
+      </w:r>
+    </w:p>
+    <w:p>
+      <w:pPr>
+        <w:spacing w:line="336" w:lineRule="auto" w:after="180"/>
+      </w:pPr>
+      <w:r>
+        <w:rPr>
+          <w:b/>
+        </w:rPr>
+        <w:t>HUMAN review</w:t>
+      </w:r>
+      <w:r>
+        <w:rPr>
+          <w:b w:val="0"/>
+        </w:rPr>
+        <w:t>er + release, revise, limit, or stop decision</w:t>
+      </w:r>
+    </w:p>
+    <w:p>
+      <w:pPr>
+        <w:spacing w:line="336" w:lineRule="auto" w:after="180"/>
+      </w:pPr>
+      <w:r>
+        <w:rPr>
+          <w:b w:val="0"/>
+        </w:rPr>
         <w:t>Write the minimum record needed to reproduce today's result:</w:t>
       </w:r>
     </w:p>
@@ -2128,8 +3519,73 @@
       </w:r>
     </w:p>
     <w:p>
-      <w:r>
-        <w:t>A peer reviewer traces one headline number back to the saved predictions, checks denominators and looks for mismatches between intended use and evidence. Record requested changes and whether each was resolved. A card must be updated when its model, data or intended use changes.</w:t>
+      <w:pPr>
+        <w:spacing w:line="336" w:lineRule="auto" w:after="180"/>
+      </w:pPr>
+      <w:r>
+        <w:rPr>
+          <w:b w:val="0"/>
+        </w:rPr>
+        <w:t xml:space="preserve">A peer reviewer traces one headline number back to the saved </w:t>
+      </w:r>
+      <w:r>
+        <w:rPr>
+          <w:b/>
+        </w:rPr>
+        <w:t>prediction</w:t>
+      </w:r>
+      <w:r>
+        <w:rPr>
+          <w:b w:val="0"/>
+        </w:rPr>
+        <w:t xml:space="preserve">s, checks denominators and looks for mismatches between </w:t>
+      </w:r>
+      <w:r>
+        <w:rPr>
+          <w:b/>
+        </w:rPr>
+        <w:t>intended use</w:t>
+      </w:r>
+      <w:r>
+        <w:rPr>
+          <w:b w:val="0"/>
+        </w:rPr>
+        <w:t xml:space="preserve"> and </w:t>
+      </w:r>
+      <w:r>
+        <w:rPr>
+          <w:b/>
+        </w:rPr>
+        <w:t>evidence</w:t>
+      </w:r>
+      <w:r>
+        <w:rPr>
+          <w:b w:val="0"/>
+        </w:rPr>
+        <w:t>. Record requested changes and whether each was resolved.</w:t>
+      </w:r>
+    </w:p>
+    <w:p>
+      <w:pPr>
+        <w:spacing w:line="336" w:lineRule="auto" w:after="180"/>
+      </w:pPr>
+      <w:r>
+        <w:rPr>
+          <w:b w:val="0"/>
+        </w:rPr>
+        <w:t xml:space="preserve">A card must be updated when its model, data or </w:t>
+      </w:r>
+      <w:r>
+        <w:rPr>
+          <w:b/>
+        </w:rPr>
+        <w:t>intended use</w:t>
+      </w:r>
+      <w:r>
+        <w:rPr>
+          <w:b w:val="0"/>
+        </w:rPr>
+        <w:t xml:space="preserve"> changes.</w:t>
       </w:r>
     </w:p>
     <w:p>
@@ -2141,8 +3597,38 @@
       </w:r>
     </w:p>
     <w:p>
-      <w:r>
-        <w:t>Use workbook W2 for the connected example “Model cards and review”. First fill the input and rule boxes. Try the middle steps before asking for a hint. After a hint, try the next step yourself.</w:t>
+      <w:pPr>
+        <w:spacing w:line="336" w:lineRule="auto" w:after="180"/>
+      </w:pPr>
+      <w:r>
+        <w:rPr>
+          <w:b w:val="0"/>
+        </w:rPr>
+        <w:t>Use workbook W2 for the connected example “</w:t>
+      </w:r>
+      <w:r>
+        <w:rPr>
+          <w:b/>
+        </w:rPr>
+        <w:t>Model card</w:t>
+      </w:r>
+      <w:r>
+        <w:rPr>
+          <w:b w:val="0"/>
+        </w:rPr>
+        <w:t xml:space="preserve">s and review”. First fill the </w:t>
+      </w:r>
+      <w:r>
+        <w:rPr>
+          <w:b/>
+        </w:rPr>
+        <w:t>input</w:t>
+      </w:r>
+      <w:r>
+        <w:rPr>
+          <w:b w:val="0"/>
+        </w:rPr>
+        <w:t xml:space="preserve"> and rule boxes. Try the middle steps before asking for a hint. After a hint, try the next step yourself.</w:t>
       </w:r>
     </w:p>
     <w:tbl>
@@ -2225,7 +3711,13 @@
       </w:tr>
     </w:tbl>
     <w:p>
-      <w:r>
+      <w:pPr>
+        <w:spacing w:line="336" w:lineRule="auto" w:after="180"/>
+      </w:pPr>
+      <w:r>
+        <w:rPr>
+          <w:b w:val="0"/>
+        </w:rPr>
         <w:t>Explain your trace to a partner. Your partner points to one step to check. Swap roles on the next case. Each person writes their own explanation.</w:t>
       </w:r>
     </w:p>
@@ -2238,12 +3730,36 @@
       </w:r>
     </w:p>
     <w:p>
-      <w:r>
-        <w:t>Use the worked case for Model cards and review. Proposed explanation: “A final answer is enough”. Decide whether this explanation is supported. Point to the step or supplied fact that decides; explain your repair if needed.</w:t>
-      </w:r>
-    </w:p>
-    <w:p>
-      <w:r>
+      <w:pPr>
+        <w:spacing w:line="336" w:lineRule="auto" w:after="180"/>
+      </w:pPr>
+      <w:r>
+        <w:rPr>
+          <w:b w:val="0"/>
+        </w:rPr>
+        <w:t xml:space="preserve">Use the worked case for </w:t>
+      </w:r>
+      <w:r>
+        <w:rPr>
+          <w:b/>
+        </w:rPr>
+        <w:t>Model card</w:t>
+      </w:r>
+      <w:r>
+        <w:rPr>
+          <w:b w:val="0"/>
+        </w:rPr>
+        <w:t>s and review. Proposed explanation: “A final answer is enough”. Decide whether this explanation is supported. Point to the step or supplied fact that decides; explain your repair if needed.</w:t>
+      </w:r>
+    </w:p>
+    <w:p>
+      <w:pPr>
+        <w:spacing w:line="336" w:lineRule="auto" w:after="180"/>
+      </w:pPr>
+      <w:r>
+        <w:rPr>
+          <w:b w:val="0"/>
+        </w:rPr>
         <w:t>Answer on your own before discussion. If you are unsure, say which step you need help with.</w:t>
       </w:r>
     </w:p>
@@ -2256,8 +3772,26 @@
       </w:r>
     </w:p>
     <w:p>
-      <w:r>
-        <w:t>Write a bounded replacement for the publicity sentence. Point to the relevant step in the picture, then write the changed result and the rule or evidence that supports it.</w:t>
+      <w:pPr>
+        <w:spacing w:line="336" w:lineRule="auto" w:after="180"/>
+      </w:pPr>
+      <w:r>
+        <w:rPr>
+          <w:b w:val="0"/>
+        </w:rPr>
+        <w:t xml:space="preserve">Write a bounded replacement for the publicity sentence. Point to the relevant step in the picture, then write the changed result and the rule or </w:t>
+      </w:r>
+      <w:r>
+        <w:rPr>
+          <w:b/>
+        </w:rPr>
+        <w:t>evidence</w:t>
+      </w:r>
+      <w:r>
+        <w:rPr>
+          <w:b w:val="0"/>
+        </w:rPr>
+        <w:t xml:space="preserve"> that supports it.</w:t>
       </w:r>
     </w:p>
     <w:p>
@@ -2289,7 +3823,13 @@
       </w:r>
     </w:p>
     <w:p>
-      <w:r>
+      <w:pPr>
+        <w:spacing w:line="336" w:lineRule="auto" w:after="180"/>
+      </w:pPr>
+      <w:r>
+        <w:rPr>
+          <w:b w:val="0"/>
+        </w:rPr>
         <w:t>This is supported practice. Keep the separately named independent case for an attempt before feedback.</w:t>
       </w:r>
     </w:p>
@@ -2303,7 +3843,24 @@
     </w:p>
     <w:p>
       <w:r>
-        <w:t>EVIDENCE LAB</w:t>
+        <w:t>Investigate Model Cards and Human Review. Record the prediction, actual observation or labelled paper trace, explanation and next test separately.</w:t>
+      </w:r>
+    </w:p>
+    <w:p>
+      <w:pPr>
+        <w:spacing w:line="336" w:lineRule="auto" w:after="180"/>
+      </w:pPr>
+      <w:r>
+        <w:rPr>
+          <w:b/>
+        </w:rPr>
+        <w:t>EVIDENCE</w:t>
+      </w:r>
+      <w:r>
+        <w:rPr>
+          <w:b/>
+        </w:rPr>
+        <w:t xml:space="preserve"> LAB</w:t>
       </w:r>
     </w:p>
     <w:p>
@@ -2315,7 +3872,13 @@
       </w:r>
     </w:p>
     <w:p>
-      <w:r>
+      <w:pPr>
+        <w:spacing w:line="336" w:lineRule="auto" w:after="180"/>
+      </w:pPr>
+      <w:r>
+        <w:rPr>
+          <w:b w:val="0"/>
+        </w:rPr>
         <w:t>Keep the test conditions fixed, record every result, and change only one planned factor.</w:t>
       </w:r>
     </w:p>
@@ -2356,27 +3919,86 @@
       </w:r>
     </w:p>
     <w:p>
-      <w:r>
-        <w:t>1.  Write the hypothesis and expected evidence before running.</w:t>
-      </w:r>
-    </w:p>
-    <w:p>
-      <w:r>
-        <w:t>2.  Model Card Clinic: compare two cards, find unsupported claims and missing gates, then author a release-ready version.</w:t>
-      </w:r>
-    </w:p>
-    <w:p>
-      <w:r>
+      <w:pPr>
+        <w:spacing w:line="336" w:lineRule="auto" w:after="180"/>
+        <w:shd w:fill="F4F9FC"/>
+      </w:pPr>
+      <w:r>
+        <w:rPr>
+          <w:b w:val="0"/>
+        </w:rPr>
+        <w:t xml:space="preserve">1.  Write the hypothesis and expected </w:t>
+      </w:r>
+      <w:r>
+        <w:rPr>
+          <w:b/>
+        </w:rPr>
+        <w:t>evidence</w:t>
+      </w:r>
+      <w:r>
+        <w:rPr>
+          <w:b w:val="0"/>
+        </w:rPr>
+        <w:t xml:space="preserve"> before running.</w:t>
+      </w:r>
+    </w:p>
+    <w:p>
+      <w:pPr>
+        <w:spacing w:line="336" w:lineRule="auto" w:after="180"/>
+        <w:shd w:fill="F4F9FC"/>
+      </w:pPr>
+      <w:r>
+        <w:rPr>
+          <w:b w:val="0"/>
+        </w:rPr>
+        <w:t xml:space="preserve">2.  </w:t>
+      </w:r>
+      <w:r>
+        <w:rPr>
+          <w:b/>
+        </w:rPr>
+        <w:t>Model Card</w:t>
+      </w:r>
+      <w:r>
+        <w:rPr>
+          <w:b w:val="0"/>
+        </w:rPr>
+        <w:t xml:space="preserve"> Clinic: compare two cards, find unsupported claims and missing gates, then author a release-ready version.</w:t>
+      </w:r>
+    </w:p>
+    <w:p>
+      <w:pPr>
+        <w:spacing w:line="336" w:lineRule="auto" w:after="180"/>
+        <w:shd w:fill="F4F9FC"/>
+      </w:pPr>
+      <w:r>
+        <w:rPr>
+          <w:b w:val="0"/>
+        </w:rPr>
         <w:t>3.  Run one normal, one boundary, one missing, and one shifted case.</w:t>
       </w:r>
     </w:p>
     <w:p>
-      <w:r>
+      <w:pPr>
+        <w:spacing w:line="336" w:lineRule="auto" w:after="180"/>
+        <w:shd w:fill="F4F9FC"/>
+      </w:pPr>
+      <w:r>
+        <w:rPr>
+          <w:b w:val="0"/>
+        </w:rPr>
         <w:t>4.  Calculate the metric from raw counts or row-level errors.</w:t>
       </w:r>
     </w:p>
     <w:p>
-      <w:r>
+      <w:pPr>
+        <w:spacing w:line="336" w:lineRule="auto" w:after="180"/>
+        <w:shd w:fill="F4F9FC"/>
+      </w:pPr>
+      <w:r>
+        <w:rPr>
+          <w:b w:val="0"/>
+        </w:rPr>
         <w:t>5.  Interpret what changed, what did not, and what remains unsafe or unknown.</w:t>
       </w:r>
     </w:p>
@@ -2634,7 +4256,13 @@
       </w:r>
     </w:p>
     <w:p>
-      <w:r>
+      <w:pPr>
+        <w:spacing w:line="336" w:lineRule="auto" w:after="180"/>
+      </w:pPr>
+      <w:r>
+        <w:rPr>
+          <w:b w:val="0"/>
+        </w:rPr>
         <w:t>Before trying: what do I expect, and why? While trying: which step could first go wrong? Afterwards: what did I actually observe, and what should change? Keep “not run” if you only traced the procedure.</w:t>
       </w:r>
     </w:p>
@@ -2648,6 +4276,17 @@
     </w:p>
     <w:p>
       <w:r>
+        <w:t>Move from recall to tracing, diagnosis and transfer in Model Cards and Human Review. Explain why each step is justified.</w:t>
+      </w:r>
+    </w:p>
+    <w:p>
+      <w:pPr>
+        <w:spacing w:line="336" w:lineRule="auto" w:after="180"/>
+      </w:pPr>
+      <w:r>
+        <w:rPr>
+          <w:b/>
+        </w:rPr>
         <w:t>MASTERY</w:t>
       </w:r>
     </w:p>
@@ -2660,8 +4299,26 @@
       </w:r>
     </w:p>
     <w:p>
-      <w:r>
-        <w:t>Move upward only when you can produce evidence without copying the example.</w:t>
+      <w:pPr>
+        <w:spacing w:line="336" w:lineRule="auto" w:after="180"/>
+      </w:pPr>
+      <w:r>
+        <w:rPr>
+          <w:b w:val="0"/>
+        </w:rPr>
+        <w:t xml:space="preserve">Move upward only when you can produce </w:t>
+      </w:r>
+      <w:r>
+        <w:rPr>
+          <w:b/>
+        </w:rPr>
+        <w:t>evidence</w:t>
+      </w:r>
+      <w:r>
+        <w:rPr>
+          <w:b w:val="0"/>
+        </w:rPr>
+        <w:t xml:space="preserve"> without copying the example.</w:t>
       </w:r>
     </w:p>
     <w:p>
@@ -2701,42 +4358,179 @@
       </w:r>
     </w:p>
     <w:p>
-      <w:r>
-        <w:t>DEFINE  Use all four terms precisely: model card, intended use, do-not-use, human review.</w:t>
-      </w:r>
-    </w:p>
-    <w:p>
-      <w:r>
-        <w:t>CALCULATE  Reproduce the worked evidence with units and denominator.</w:t>
-      </w:r>
-    </w:p>
-    <w:p>
-      <w:r>
+      <w:pPr>
+        <w:spacing w:line="336" w:lineRule="auto" w:after="180"/>
+      </w:pPr>
+      <w:r>
+        <w:rPr>
+          <w:b w:val="0"/>
+        </w:rPr>
+        <w:t xml:space="preserve">DEFINE  Use all four terms precisely: </w:t>
+      </w:r>
+      <w:r>
+        <w:rPr>
+          <w:b/>
+        </w:rPr>
+        <w:t>model card</w:t>
+      </w:r>
+      <w:r>
+        <w:rPr>
+          <w:b w:val="0"/>
+        </w:rPr>
+        <w:t xml:space="preserve">, </w:t>
+      </w:r>
+      <w:r>
+        <w:rPr>
+          <w:b/>
+        </w:rPr>
+        <w:t>intended use</w:t>
+      </w:r>
+      <w:r>
+        <w:rPr>
+          <w:b w:val="0"/>
+        </w:rPr>
+        <w:t xml:space="preserve">, </w:t>
+      </w:r>
+      <w:r>
+        <w:rPr>
+          <w:b/>
+        </w:rPr>
+        <w:t>do-not-use</w:t>
+      </w:r>
+      <w:r>
+        <w:rPr>
+          <w:b w:val="0"/>
+        </w:rPr>
+        <w:t xml:space="preserve">, </w:t>
+      </w:r>
+      <w:r>
+        <w:rPr>
+          <w:b/>
+        </w:rPr>
+        <w:t>human review</w:t>
+      </w:r>
+      <w:r>
+        <w:rPr>
+          <w:b w:val="0"/>
+        </w:rPr>
+        <w:t>.</w:t>
+      </w:r>
+    </w:p>
+    <w:p>
+      <w:pPr>
+        <w:spacing w:line="336" w:lineRule="auto" w:after="180"/>
+      </w:pPr>
+      <w:r>
+        <w:rPr>
+          <w:b w:val="0"/>
+        </w:rPr>
+        <w:t xml:space="preserve">CALCULATE  Reproduce the worked </w:t>
+      </w:r>
+      <w:r>
+        <w:rPr>
+          <w:b/>
+        </w:rPr>
+        <w:t>evidence</w:t>
+      </w:r>
+      <w:r>
+        <w:rPr>
+          <w:b w:val="0"/>
+        </w:rPr>
+        <w:t xml:space="preserve"> with units and denominator.</w:t>
+      </w:r>
+    </w:p>
+    <w:p>
+      <w:pPr>
+        <w:spacing w:line="336" w:lineRule="auto" w:after="180"/>
+        <w:shd w:fill="F4F9FC"/>
+      </w:pPr>
+      <w:r>
+        <w:rPr>
+          <w:b w:val="0"/>
+        </w:rPr>
         <w:t>TRACE  Explain the data, code or decision path.</w:t>
       </w:r>
     </w:p>
     <w:p>
-      <w:r>
+      <w:pPr>
+        <w:spacing w:line="336" w:lineRule="auto" w:after="180"/>
+        <w:shd w:fill="F4F9FC"/>
+      </w:pPr>
+      <w:r>
+        <w:rPr>
+          <w:b w:val="0"/>
+        </w:rPr>
         <w:t>DIAGNOSE  A disclaimer at the bottom of the screen is a complete safety plan.</w:t>
       </w:r>
     </w:p>
     <w:p>
-      <w:r>
+      <w:pPr>
+        <w:spacing w:line="336" w:lineRule="auto" w:after="180"/>
+        <w:shd w:fill="F4F9FC"/>
+      </w:pPr>
+      <w:r>
+        <w:rPr>
+          <w:b w:val="0"/>
+        </w:rPr>
         <w:t>TRANSFER  Solve a fresh dataset or model case.</w:t>
       </w:r>
     </w:p>
     <w:p>
-      <w:r>
-        <w:t>IMPROVE  Change one cause and rerun fixed evidence.</w:t>
-      </w:r>
-    </w:p>
-    <w:p>
-      <w:r>
-        <w:t>DEFEND  State intended use, metric, limitation, and human responsibility.</w:t>
-      </w:r>
-    </w:p>
-    <w:p>
-      <w:r>
+      <w:pPr>
+        <w:spacing w:line="336" w:lineRule="auto" w:after="180"/>
+      </w:pPr>
+      <w:r>
+        <w:rPr>
+          <w:b w:val="0"/>
+        </w:rPr>
+        <w:t xml:space="preserve">IMPROVE  Change one cause and rerun fixed </w:t>
+      </w:r>
+      <w:r>
+        <w:rPr>
+          <w:b/>
+        </w:rPr>
+        <w:t>evidence</w:t>
+      </w:r>
+      <w:r>
+        <w:rPr>
+          <w:b w:val="0"/>
+        </w:rPr>
+        <w:t>.</w:t>
+      </w:r>
+    </w:p>
+    <w:p>
+      <w:pPr>
+        <w:spacing w:line="336" w:lineRule="auto" w:after="180"/>
+        <w:shd w:fill="F4F9FC"/>
+      </w:pPr>
+      <w:r>
+        <w:rPr>
+          <w:b w:val="0"/>
+        </w:rPr>
+        <w:t xml:space="preserve">DEFEND  State </w:t>
+      </w:r>
+      <w:r>
+        <w:rPr>
+          <w:b/>
+        </w:rPr>
+        <w:t>intended use</w:t>
+      </w:r>
+      <w:r>
+        <w:rPr>
+          <w:b w:val="0"/>
+        </w:rPr>
+        <w:t>, metric, limitation, and human responsibility.</w:t>
+      </w:r>
+    </w:p>
+    <w:p>
+      <w:pPr>
+        <w:spacing w:line="336" w:lineRule="auto" w:after="180"/>
+        <w:shd w:fill="F1F6F8"/>
+      </w:pPr>
+      <w:r>
+        <w:rPr>
+          <w:b w:val="0"/>
+        </w:rPr>
         <w:t>MASTERY RULE  A coached calculation becomes mastery only after a different case is completed independently.</w:t>
       </w:r>
     </w:p>
@@ -2750,6 +4544,17 @@
     </w:p>
     <w:p>
       <w:r>
+        <w:t>Apply this week’s idea to Responsible Plant Classifier. Keep an annotated decision and the evidence supporting it.</w:t>
+      </w:r>
+    </w:p>
+    <w:p>
+      <w:pPr>
+        <w:spacing w:line="336" w:lineRule="auto" w:after="180"/>
+      </w:pPr>
+      <w:r>
+        <w:rPr>
+          <w:b/>
+        </w:rPr>
         <w:t>CUMULATIVE PROJECT</w:t>
       </w:r>
     </w:p>
@@ -2762,8 +4567,26 @@
       </w:r>
     </w:p>
     <w:p>
-      <w:r>
-        <w:t>Every week adds one reviewable artifact to the same evidence-based capstone.</w:t>
+      <w:pPr>
+        <w:spacing w:line="336" w:lineRule="auto" w:after="180"/>
+      </w:pPr>
+      <w:r>
+        <w:rPr>
+          <w:b w:val="0"/>
+        </w:rPr>
+        <w:t xml:space="preserve">Every week adds one reviewable artifact to the same </w:t>
+      </w:r>
+      <w:r>
+        <w:rPr>
+          <w:b/>
+        </w:rPr>
+        <w:t>evidence</w:t>
+      </w:r>
+      <w:r>
+        <w:rPr>
+          <w:b w:val="0"/>
+        </w:rPr>
+        <w:t>-based capstone.</w:t>
       </w:r>
     </w:p>
     <w:p>
@@ -2803,43 +4626,122 @@
       </w:r>
     </w:p>
     <w:p>
-      <w:r>
-        <w:t>THIS WEEK'S CHECKPOINT  Complete the Plant Classifier model card and require teacher sign-off before any classroom demonstration.</w:t>
-      </w:r>
-    </w:p>
-    <w:p>
-      <w:r>
+      <w:pPr>
+        <w:spacing w:line="336" w:lineRule="auto" w:after="180"/>
+        <w:shd w:fill="EDF7F3"/>
+      </w:pPr>
+      <w:r>
+        <w:rPr>
+          <w:b w:val="0"/>
+        </w:rPr>
+        <w:t xml:space="preserve">THIS WEEK'S CHECKPOINT  Complete the Plant Classifier </w:t>
+      </w:r>
+      <w:r>
+        <w:rPr>
+          <w:b/>
+        </w:rPr>
+        <w:t>model card</w:t>
+      </w:r>
+      <w:r>
+        <w:rPr>
+          <w:b w:val="0"/>
+        </w:rPr>
+        <w:t xml:space="preserve"> and require teacher sign-off before any classroom demonstration.</w:t>
+      </w:r>
+    </w:p>
+    <w:p>
+      <w:pPr>
+        <w:spacing w:line="336" w:lineRule="auto" w:after="180"/>
+        <w:shd w:fill="F5F1FB"/>
+      </w:pPr>
+      <w:r>
+        <w:rPr>
+          <w:b w:val="0"/>
+        </w:rPr>
         <w:t>Which requirement or risk does this artifact address?</w:t>
       </w:r>
     </w:p>
     <w:p>
-      <w:r>
+      <w:pPr>
+        <w:spacing w:line="336" w:lineRule="auto" w:after="180"/>
+        <w:shd w:fill="F5F1FB"/>
+      </w:pPr>
+      <w:r>
+        <w:rPr>
+          <w:b w:val="0"/>
+        </w:rPr>
         <w:t>Which dataset, split, code, and metric version does it use?</w:t>
       </w:r>
     </w:p>
     <w:p>
-      <w:r>
+      <w:pPr>
+        <w:spacing w:line="336" w:lineRule="auto" w:after="180"/>
+        <w:shd w:fill="F5F1FB"/>
+      </w:pPr>
+      <w:r>
+        <w:rPr>
+          <w:b w:val="0"/>
+        </w:rPr>
         <w:t>What normal and shifted cases were tested?</w:t>
       </w:r>
     </w:p>
     <w:p>
-      <w:r>
+      <w:pPr>
+        <w:spacing w:line="336" w:lineRule="auto" w:after="180"/>
+        <w:shd w:fill="F5F1FB"/>
+      </w:pPr>
+      <w:r>
+        <w:rPr>
+          <w:b w:val="0"/>
+        </w:rPr>
         <w:t>What remains uncertain or weak?</w:t>
       </w:r>
     </w:p>
     <w:p>
-      <w:r>
+      <w:pPr>
+        <w:spacing w:line="336" w:lineRule="auto" w:after="180"/>
+        <w:shd w:fill="F5F1FB"/>
+      </w:pPr>
+      <w:r>
+        <w:rPr>
+          <w:b w:val="0"/>
+        </w:rPr>
         <w:t>What decision still belongs to a teacher or qualified human?</w:t>
       </w:r>
     </w:p>
     <w:p>
-      <w:r>
+      <w:pPr>
+        <w:spacing w:line="336" w:lineRule="auto" w:after="180"/>
+        <w:shd w:fill="FFF5E6"/>
+      </w:pPr>
+      <w:r>
+        <w:rPr>
+          <w:b w:val="0"/>
+        </w:rPr>
         <w:t>RESPONSIBLE RELEASE  Never use this classroom prototype for medical, pesticide, agricultural, or other consequential decisions.</w:t>
       </w:r>
     </w:p>
     <w:p>
-      <w:r>
-        <w:t>My evidence-linked project decision:</w:t>
+      <w:pPr>
+        <w:spacing w:line="336" w:lineRule="auto" w:after="180"/>
+      </w:pPr>
+      <w:r>
+        <w:rPr>
+          <w:b w:val="0"/>
+        </w:rPr>
+        <w:t xml:space="preserve">My </w:t>
+      </w:r>
+      <w:r>
+        <w:rPr>
+          <w:b/>
+        </w:rPr>
+        <w:t>evidence</w:t>
+      </w:r>
+      <w:r>
+        <w:rPr>
+          <w:b w:val="0"/>
+        </w:rPr>
+        <w:t>-linked project decision:</w:t>
       </w:r>
     </w:p>
     <w:p>
@@ -2851,8 +4753,37 @@
       </w:r>
     </w:p>
     <w:p>
-      <w:r>
-        <w:t>For your Responsible Plant Classifier, save the input, procedure, observed result and limitation of this check. Label this worked example as practice; use a different, previously unreviewed case when checking independent understanding.</w:t>
+      <w:pPr>
+        <w:spacing w:line="336" w:lineRule="auto" w:after="180"/>
+      </w:pPr>
+      <w:r>
+        <w:rPr>
+          <w:b w:val="0"/>
+        </w:rPr>
+        <w:t xml:space="preserve">For your Responsible Plant Classifier, save the </w:t>
+      </w:r>
+      <w:r>
+        <w:rPr>
+          <w:b/>
+        </w:rPr>
+        <w:t>input</w:t>
+      </w:r>
+      <w:r>
+        <w:rPr>
+          <w:b w:val="0"/>
+        </w:rPr>
+        <w:t>, procedure, observed result and limitation of this check.</w:t>
+      </w:r>
+    </w:p>
+    <w:p>
+      <w:pPr>
+        <w:spacing w:line="336" w:lineRule="auto" w:after="180"/>
+      </w:pPr>
+      <w:r>
+        <w:rPr>
+          <w:b w:val="0"/>
+        </w:rPr>
+        <w:t>Label this worked example as practice; use a different, previously unreviewed case when checking independent understanding.</w:t>
       </w:r>
     </w:p>
     <w:p>
@@ -2865,6 +4796,17 @@
     </w:p>
     <w:p>
       <w:r>
+        <w:t>Use a genuinely new case for independent evidence. Previously discussed examples remain practice; use the separately named independent case before feedback.</w:t>
+      </w:r>
+    </w:p>
+    <w:p>
+      <w:pPr>
+        <w:spacing w:line="336" w:lineRule="auto" w:after="180"/>
+      </w:pPr>
+      <w:r>
+        <w:rPr>
+          <w:b/>
+        </w:rPr>
         <w:t>INDEPENDENT PROOF</w:t>
       </w:r>
     </w:p>
@@ -2877,7 +4819,13 @@
       </w:r>
     </w:p>
     <w:p>
-      <w:r>
+      <w:pPr>
+        <w:spacing w:line="336" w:lineRule="auto" w:after="180"/>
+      </w:pPr>
+      <w:r>
+        <w:rPr>
+          <w:b w:val="0"/>
+        </w:rPr>
         <w:t>Complete this with a fresh case after guided practice and compare it with the mastery criteria.</w:t>
       </w:r>
     </w:p>
@@ -2918,48 +4866,168 @@
       </w:r>
     </w:p>
     <w:p>
-      <w:r>
-        <w:t>REQUIRED PROOF  Write a model card with a clear do-not-use case and review path.</w:t>
-      </w:r>
-    </w:p>
-    <w:p>
-      <w:r>
+      <w:pPr>
+        <w:pStyle w:val="Heading3"/>
+      </w:pPr>
+      <w:r>
+        <w:t>What success looks like</w:t>
+      </w:r>
+    </w:p>
+    <w:p>
+      <w:pPr>
+        <w:spacing w:line="336" w:lineRule="auto" w:after="180"/>
+        <w:shd w:fill="EDF7F3"/>
+      </w:pPr>
+      <w:r>
+        <w:rPr>
+          <w:b w:val="0"/>
+        </w:rPr>
+        <w:t xml:space="preserve">REQUIRED PROOF  Write a </w:t>
+      </w:r>
+      <w:r>
+        <w:rPr>
+          <w:b/>
+        </w:rPr>
+        <w:t>model card</w:t>
+      </w:r>
+      <w:r>
+        <w:rPr>
+          <w:b w:val="0"/>
+        </w:rPr>
+        <w:t xml:space="preserve"> with a clear </w:t>
+      </w:r>
+      <w:r>
+        <w:rPr>
+          <w:b/>
+        </w:rPr>
+        <w:t>do-not-use</w:t>
+      </w:r>
+      <w:r>
+        <w:rPr>
+          <w:b w:val="0"/>
+        </w:rPr>
+        <w:t xml:space="preserve"> case and review path.</w:t>
+      </w:r>
+    </w:p>
+    <w:p>
+      <w:pPr>
+        <w:spacing w:line="336" w:lineRule="auto" w:after="180"/>
+      </w:pPr>
+      <w:r>
+        <w:rPr>
+          <w:b w:val="0"/>
+        </w:rPr>
         <w:t>□ Define the task, feature/target roles, and intended-use boundary.</w:t>
       </w:r>
     </w:p>
     <w:p>
-      <w:r>
+      <w:pPr>
+        <w:spacing w:line="336" w:lineRule="auto" w:after="180"/>
+      </w:pPr>
+      <w:r>
+        <w:rPr>
+          <w:b w:val="0"/>
+        </w:rPr>
         <w:t>□ Show the calculation, code trace, or experiment record.</w:t>
       </w:r>
     </w:p>
     <w:p>
-      <w:r>
+      <w:pPr>
+        <w:spacing w:line="336" w:lineRule="auto" w:after="180"/>
+      </w:pPr>
+      <w:r>
+        <w:rPr>
+          <w:b w:val="0"/>
+        </w:rPr>
         <w:t>□ Test a normal case and one revealing boundary, missing, or shifted case.</w:t>
       </w:r>
     </w:p>
     <w:p>
-      <w:r>
+      <w:pPr>
+        <w:spacing w:line="336" w:lineRule="auto" w:after="180"/>
+      </w:pPr>
+      <w:r>
+        <w:rPr>
+          <w:b w:val="0"/>
+        </w:rPr>
         <w:t>□ Diagnose one failure without changing several factors at once.</w:t>
       </w:r>
     </w:p>
     <w:p>
-      <w:r>
+      <w:pPr>
+        <w:spacing w:line="336" w:lineRule="auto" w:after="180"/>
+      </w:pPr>
+      <w:r>
+        <w:rPr>
+          <w:b w:val="0"/>
+        </w:rPr>
         <w:t>□ Name a limitation, fairness concern, and the human-review action.</w:t>
       </w:r>
     </w:p>
     <w:p>
-      <w:r>
-        <w:t>Independent evidence and defense:</w:t>
-      </w:r>
-    </w:p>
-    <w:p>
-      <w:r>
+      <w:pPr>
+        <w:spacing w:line="336" w:lineRule="auto" w:after="180"/>
+      </w:pPr>
+      <w:r>
+        <w:rPr>
+          <w:b w:val="0"/>
+        </w:rPr>
+        <w:t xml:space="preserve">Independent </w:t>
+      </w:r>
+      <w:r>
+        <w:rPr>
+          <w:b/>
+        </w:rPr>
+        <w:t>evidence</w:t>
+      </w:r>
+      <w:r>
+        <w:rPr>
+          <w:b w:val="0"/>
+        </w:rPr>
+        <w:t xml:space="preserve"> and defense:</w:t>
+      </w:r>
+    </w:p>
+    <w:p>
+      <w:pPr>
+        <w:spacing w:line="336" w:lineRule="auto" w:after="180"/>
+      </w:pPr>
+      <w:r>
+        <w:rPr>
+          <w:b w:val="0"/>
+        </w:rPr>
         <w:t>My level:  □ Not yet  □ With one hint  □ Independently  □ I can teach and defend it</w:t>
       </w:r>
     </w:p>
     <w:p>
-      <w:r>
-        <w:t>NEXT BRIDGE  Carry the experiment evidence into: Capstone Dataset and Baseline.</w:t>
+      <w:pPr>
+        <w:pStyle w:val="Heading3"/>
+      </w:pPr>
+      <w:r>
+        <w:t>Connect to the next lesson</w:t>
+      </w:r>
+    </w:p>
+    <w:p>
+      <w:pPr>
+        <w:spacing w:line="336" w:lineRule="auto" w:after="180"/>
+        <w:shd w:fill="F1F6F8"/>
+      </w:pPr>
+      <w:r>
+        <w:rPr>
+          <w:b w:val="0"/>
+        </w:rPr>
+        <w:t xml:space="preserve">NEXT BRIDGE  Carry the experiment </w:t>
+      </w:r>
+      <w:r>
+        <w:rPr>
+          <w:b/>
+        </w:rPr>
+        <w:t>evidence</w:t>
+      </w:r>
+      <w:r>
+        <w:rPr>
+          <w:b w:val="0"/>
+        </w:rPr>
+        <w:t xml:space="preserve"> into: Capstone Dataset and Baseline.</w:t>
       </w:r>
     </w:p>
     <w:p>
@@ -2971,6 +5039,11 @@
       </w:r>
     </w:p>
     <w:p>
+      <w:r>
+        <w:t>Revisit the complete Model Cards and Human Review case for supported practice. Repeated examples do not become fresh assessments.</w:t>
+      </w:r>
+    </w:p>
+    <w:p>
       <w:pPr>
         <w:pStyle w:val="Heading3"/>
       </w:pPr>
@@ -2979,7 +5052,13 @@
       </w:r>
     </w:p>
     <w:p>
-      <w:r>
+      <w:pPr>
+        <w:spacing w:line="336" w:lineRule="auto" w:after="180"/>
+      </w:pPr>
+      <w:r>
+        <w:rPr>
+          <w:b w:val="0"/>
+        </w:rPr>
         <w:t>Use the supplied details to practise the weekly concept before attempting the independent question. This case extends the illustrated lesson.</w:t>
       </w:r>
     </w:p>
@@ -2992,8 +5071,38 @@
       </w:r>
     </w:p>
     <w:p>
-      <w:r>
-        <w:t>A model card says healthy/spotted,80% accuracy only.</w:t>
+      <w:pPr>
+        <w:spacing w:line="336" w:lineRule="auto" w:after="180"/>
+      </w:pPr>
+      <w:r>
+        <w:rPr>
+          <w:b w:val="0"/>
+        </w:rPr>
+        <w:t xml:space="preserve">A </w:t>
+      </w:r>
+      <w:r>
+        <w:rPr>
+          <w:b/>
+        </w:rPr>
+        <w:t>model card</w:t>
+      </w:r>
+      <w:r>
+        <w:rPr>
+          <w:b w:val="0"/>
+        </w:rPr>
+        <w:t xml:space="preserve"> says healthy/spotted,</w:t>
+      </w:r>
+      <w:r>
+        <w:rPr>
+          <w:b/>
+        </w:rPr>
+        <w:t>80%</w:t>
+      </w:r>
+      <w:r>
+        <w:rPr>
+          <w:b w:val="0"/>
+        </w:rPr>
+        <w:t xml:space="preserve"> accuracy only.</w:t>
       </w:r>
     </w:p>
     <w:p>
@@ -3005,8 +5114,26 @@
       </w:r>
     </w:p>
     <w:p>
-      <w:r>
-        <w:t>Add responsible-use evidence.</w:t>
+      <w:pPr>
+        <w:spacing w:line="336" w:lineRule="auto" w:after="180"/>
+      </w:pPr>
+      <w:r>
+        <w:rPr>
+          <w:b w:val="0"/>
+        </w:rPr>
+        <w:t xml:space="preserve">Add responsible-use </w:t>
+      </w:r>
+      <w:r>
+        <w:rPr>
+          <w:b/>
+        </w:rPr>
+        <w:t>evidence</w:t>
+      </w:r>
+      <w:r>
+        <w:rPr>
+          <w:b w:val="0"/>
+        </w:rPr>
+        <w:t>.</w:t>
       </w:r>
     </w:p>
     <w:p>
@@ -3018,8 +5145,32 @@
       </w:r>
     </w:p>
     <w:p>
-      <w:r>
-        <w:t>Intended users/conditions, labels/data, evaluation sets/metrics, class/subgroup results, versions, limitations, excluded uses and human review. Classroom classification is not professional diagnosis.</w:t>
+      <w:pPr>
+        <w:spacing w:line="336" w:lineRule="auto" w:after="180"/>
+      </w:pPr>
+      <w:r>
+        <w:rPr>
+          <w:b/>
+        </w:rPr>
+        <w:t>Intended use</w:t>
+      </w:r>
+      <w:r>
+        <w:rPr>
+          <w:b w:val="0"/>
+        </w:rPr>
+        <w:t xml:space="preserve">rs/conditions, labels/data, evaluation sets/metrics, class/subgroup results, versions, limitations, excluded uses and </w:t>
+      </w:r>
+      <w:r>
+        <w:rPr>
+          <w:b/>
+        </w:rPr>
+        <w:t>human review</w:t>
+      </w:r>
+      <w:r>
+        <w:rPr>
+          <w:b w:val="0"/>
+        </w:rPr>
+        <w:t>. Classroom classification is not professional diagnosis.</w:t>
       </w:r>
     </w:p>
     <w:p>
@@ -3031,7 +5182,14 @@
       </w:r>
     </w:p>
     <w:p>
-      <w:r>
+      <w:pPr>
+        <w:spacing w:line="336" w:lineRule="auto" w:after="180"/>
+        <w:shd w:fill="F5F1FB"/>
+      </w:pPr>
+      <w:r>
+        <w:rPr>
+          <w:b w:val="0"/>
+        </w:rPr>
         <w:t>Which detail supports the answer, and why does it matter?</w:t>
       </w:r>
     </w:p>
@@ -3209,18 +5367,90 @@
       </w:tr>
     </w:tbl>
     <w:p>
-      <w:r>
-        <w:t>A model card says healthy/spotted,80% accuracy only.</w:t>
-      </w:r>
-    </w:p>
-    <w:p>
-      <w:r>
-        <w:t>Add responsible-use evidence.</w:t>
-      </w:r>
-    </w:p>
-    <w:p>
-      <w:r>
-        <w:t>Intended users/conditions, labels/data, evaluation sets/metrics, class/subgroup results, versions, limitations, excluded uses and human review. Classroom classification is not professional diagnosis.</w:t>
+      <w:pPr>
+        <w:spacing w:line="336" w:lineRule="auto" w:after="180"/>
+      </w:pPr>
+      <w:r>
+        <w:rPr>
+          <w:b w:val="0"/>
+        </w:rPr>
+        <w:t xml:space="preserve">A </w:t>
+      </w:r>
+      <w:r>
+        <w:rPr>
+          <w:b/>
+        </w:rPr>
+        <w:t>model card</w:t>
+      </w:r>
+      <w:r>
+        <w:rPr>
+          <w:b w:val="0"/>
+        </w:rPr>
+        <w:t xml:space="preserve"> says healthy/spotted,</w:t>
+      </w:r>
+      <w:r>
+        <w:rPr>
+          <w:b/>
+        </w:rPr>
+        <w:t>80%</w:t>
+      </w:r>
+      <w:r>
+        <w:rPr>
+          <w:b w:val="0"/>
+        </w:rPr>
+        <w:t xml:space="preserve"> accuracy only.</w:t>
+      </w:r>
+    </w:p>
+    <w:p>
+      <w:pPr>
+        <w:spacing w:line="336" w:lineRule="auto" w:after="180"/>
+      </w:pPr>
+      <w:r>
+        <w:rPr>
+          <w:b w:val="0"/>
+        </w:rPr>
+        <w:t xml:space="preserve">Add responsible-use </w:t>
+      </w:r>
+      <w:r>
+        <w:rPr>
+          <w:b/>
+        </w:rPr>
+        <w:t>evidence</w:t>
+      </w:r>
+      <w:r>
+        <w:rPr>
+          <w:b w:val="0"/>
+        </w:rPr>
+        <w:t>.</w:t>
+      </w:r>
+    </w:p>
+    <w:p>
+      <w:pPr>
+        <w:spacing w:line="336" w:lineRule="auto" w:after="180"/>
+      </w:pPr>
+      <w:r>
+        <w:rPr>
+          <w:b/>
+        </w:rPr>
+        <w:t>Intended use</w:t>
+      </w:r>
+      <w:r>
+        <w:rPr>
+          <w:b w:val="0"/>
+        </w:rPr>
+        <w:t xml:space="preserve">rs/conditions, labels/data, evaluation sets/metrics, class/subgroup results, versions, limitations, excluded uses and </w:t>
+      </w:r>
+      <w:r>
+        <w:rPr>
+          <w:b/>
+        </w:rPr>
+        <w:t>human review</w:t>
+      </w:r>
+      <w:r>
+        <w:rPr>
+          <w:b w:val="0"/>
+        </w:rPr>
+        <w:t>. Classroom classification is not professional diagnosis.</w:t>
       </w:r>
     </w:p>
     <w:p>
@@ -3232,6 +5462,11 @@
       </w:r>
     </w:p>
     <w:p>
+      <w:r>
+        <w:t>Attempt the reserved new case before feedback. Record support; the earlier examples below remain additional practice.</w:t>
+      </w:r>
+    </w:p>
+    <w:p>
       <w:pPr>
         <w:pStyle w:val="Heading3"/>
       </w:pPr>
@@ -3240,7 +5475,13 @@
       </w:r>
     </w:p>
     <w:p>
-      <w:r>
+      <w:pPr>
+        <w:spacing w:line="336" w:lineRule="auto" w:after="180"/>
+      </w:pPr>
+      <w:r>
+        <w:rPr>
+          <w:b w:val="0"/>
+        </w:rPr>
         <w:t>Review this card: model v 2, 90 percent accurate, works for every school. No dataset size, split or baseline is given. Write a correction request with a bounded replacement claim.</w:t>
       </w:r>
     </w:p>
@@ -3288,7 +5529,13 @@
       </w:r>
     </w:p>
     <w:p>
-      <w:r>
+      <w:pPr>
+        <w:spacing w:line="336" w:lineRule="auto" w:after="180"/>
+      </w:pPr>
+      <w:r>
+        <w:rPr>
+          <w:b w:val="0"/>
+        </w:rPr>
         <w:t>Attempt this case before feedback. Record any help. Earlier examples below are further practice; a case already practised with feedback cannot establish fresh transfer.</w:t>
       </w:r>
     </w:p>
@@ -3301,18 +5548,67 @@
       </w:r>
     </w:p>
     <w:p>
-      <w:r>
+      <w:pPr>
+        <w:spacing w:line="336" w:lineRule="auto" w:after="180"/>
+      </w:pPr>
+      <w:r>
+        <w:rPr>
+          <w:b w:val="0"/>
+        </w:rPr>
         <w:t>Close the worked explanation. Apply the idea to this different question without copying.</w:t>
       </w:r>
     </w:p>
     <w:p>
-      <w:r>
-        <w:t>A model card says 90% accuracy but gives no intended use, data conditions or human-review rule. What should be added before classroom use?</w:t>
-      </w:r>
-    </w:p>
-    <w:p>
-      <w:r>
-        <w:t>My answer, with a trace, calculation or supporting evidence</w:t>
+      <w:pPr>
+        <w:spacing w:line="336" w:lineRule="auto" w:after="180"/>
+        <w:shd w:fill="F5F1FB"/>
+      </w:pPr>
+      <w:r>
+        <w:rPr>
+          <w:b w:val="0"/>
+        </w:rPr>
+        <w:t xml:space="preserve">A </w:t>
+      </w:r>
+      <w:r>
+        <w:rPr>
+          <w:b/>
+        </w:rPr>
+        <w:t>model card</w:t>
+      </w:r>
+      <w:r>
+        <w:rPr>
+          <w:b w:val="0"/>
+        </w:rPr>
+        <w:t xml:space="preserve"> says 90% accuracy but gives no </w:t>
+      </w:r>
+      <w:r>
+        <w:rPr>
+          <w:b/>
+        </w:rPr>
+        <w:t>intended use</w:t>
+      </w:r>
+      <w:r>
+        <w:rPr>
+          <w:b w:val="0"/>
+        </w:rPr>
+        <w:t>, data conditions or human-review rule. What should be added before classroom use?</w:t>
+      </w:r>
+    </w:p>
+    <w:p>
+      <w:pPr>
+        <w:spacing w:line="336" w:lineRule="auto" w:after="180"/>
+      </w:pPr>
+      <w:r>
+        <w:rPr>
+          <w:b w:val="0"/>
+        </w:rPr>
+        <w:t xml:space="preserve">My answer, with a trace, calculation or supporting </w:t>
+      </w:r>
+      <w:r>
+        <w:rPr>
+          <w:b/>
+        </w:rPr>
+        <w:t>evidence</w:t>
       </w:r>
     </w:p>
     <w:p>
@@ -3357,13 +5653,37 @@
       </w:r>
     </w:p>
     <w:p>
-      <w:r>
+      <w:pPr>
+        <w:spacing w:line="336" w:lineRule="auto" w:after="180"/>
+      </w:pPr>
+      <w:r>
+        <w:rPr>
+          <w:b w:val="0"/>
+        </w:rPr>
         <w:t>Change one relevant detail. Predict the result before testing. Include a boundary or missing-information case when it helps reveal a limit.</w:t>
       </w:r>
     </w:p>
     <w:p>
-      <w:r>
-        <w:t>My changed input and expected result</w:t>
+      <w:pPr>
+        <w:spacing w:line="336" w:lineRule="auto" w:after="180"/>
+      </w:pPr>
+      <w:r>
+        <w:rPr>
+          <w:b w:val="0"/>
+        </w:rPr>
+        <w:t xml:space="preserve">My changed </w:t>
+      </w:r>
+      <w:r>
+        <w:rPr>
+          <w:b/>
+        </w:rPr>
+        <w:t>input</w:t>
+      </w:r>
+      <w:r>
+        <w:rPr>
+          <w:b w:val="0"/>
+        </w:rPr>
+        <w:t xml:space="preserve"> and expected result</w:t>
       </w:r>
     </w:p>
     <w:p>
@@ -3408,13 +5728,49 @@
       </w:r>
     </w:p>
     <w:p>
-      <w:r>
-        <w:t>Complete the Plant Classifier model card and require teacher sign-off before any classroom demonstration.</w:t>
-      </w:r>
-    </w:p>
-    <w:p>
-      <w:r>
-        <w:t>The evidence I will keep</w:t>
+      <w:pPr>
+        <w:spacing w:line="336" w:lineRule="auto" w:after="180"/>
+      </w:pPr>
+      <w:r>
+        <w:rPr>
+          <w:b w:val="0"/>
+        </w:rPr>
+        <w:t xml:space="preserve">Complete the Plant Classifier </w:t>
+      </w:r>
+      <w:r>
+        <w:rPr>
+          <w:b/>
+        </w:rPr>
+        <w:t>model card</w:t>
+      </w:r>
+      <w:r>
+        <w:rPr>
+          <w:b w:val="0"/>
+        </w:rPr>
+        <w:t xml:space="preserve"> and require teacher sign-off before any classroom demonstration.</w:t>
+      </w:r>
+    </w:p>
+    <w:p>
+      <w:pPr>
+        <w:spacing w:line="336" w:lineRule="auto" w:after="180"/>
+      </w:pPr>
+      <w:r>
+        <w:rPr>
+          <w:b w:val="0"/>
+        </w:rPr>
+        <w:t xml:space="preserve">The </w:t>
+      </w:r>
+      <w:r>
+        <w:rPr>
+          <w:b/>
+        </w:rPr>
+        <w:t>evidence</w:t>
+      </w:r>
+      <w:r>
+        <w:rPr>
+          <w:b w:val="0"/>
+        </w:rPr>
+        <w:t xml:space="preserve"> I will keep</w:t>
       </w:r>
     </w:p>
     <w:p>
@@ -3451,8 +5807,26 @@
       </w:r>
     </w:p>
     <w:p>
-      <w:r>
-        <w:t>Your teacher has the independent answer and scoring criteria. Complete the matching workbook week to keep your practice evidence together.</w:t>
+      <w:pPr>
+        <w:spacing w:line="336" w:lineRule="auto" w:after="180"/>
+      </w:pPr>
+      <w:r>
+        <w:rPr>
+          <w:b w:val="0"/>
+        </w:rPr>
+        <w:t xml:space="preserve">Your teacher has the independent answer and scoring criteria. Complete the matching workbook week to keep your practice </w:t>
+      </w:r>
+      <w:r>
+        <w:rPr>
+          <w:b/>
+        </w:rPr>
+        <w:t>evidence</w:t>
+      </w:r>
+      <w:r>
+        <w:rPr>
+          <w:b w:val="0"/>
+        </w:rPr>
+        <w:t xml:space="preserve"> together.</w:t>
       </w:r>
     </w:p>
     <w:p>
@@ -3464,7 +5838,14 @@
       </w:r>
     </w:p>
     <w:p>
-      <w:r>
+      <w:pPr>
+        <w:spacing w:line="336" w:lineRule="auto" w:after="180"/>
+        <w:shd w:fill="F5F1FB"/>
+      </w:pPr>
+      <w:r>
+        <w:rPr>
+          <w:b w:val="0"/>
+        </w:rPr>
         <w:t>Draft five model-card headings for a classroom leaf classifier. Why must the card state that its labels are classroom categories rather than professional plant diagnosis?</w:t>
       </w:r>
     </w:p>
@@ -3520,8 +5901,25 @@
       </w:r>
     </w:p>
     <w:p>
-      <w:r>
-        <w:t>Attempt the independent case before hints. Record whether you worked alone, used a hint or followed a model. After feedback, fix the first unsupported step and explain why it changed. A later check uses a changed case, not a copied answer.</w:t>
+      <w:pPr>
+        <w:spacing w:line="336" w:lineRule="auto" w:after="180"/>
+      </w:pPr>
+      <w:r>
+        <w:rPr>
+          <w:b w:val="0"/>
+        </w:rPr>
+        <w:t>Attempt the independent case before hints. Record whether you worked alone, used a hint or followed a model. After feedback, fix the first unsupported step and explain why it changed.</w:t>
+      </w:r>
+    </w:p>
+    <w:p>
+      <w:pPr>
+        <w:spacing w:line="336" w:lineRule="auto" w:after="180"/>
+      </w:pPr>
+      <w:r>
+        <w:rPr>
+          <w:b w:val="0"/>
+        </w:rPr>
+        <w:t>A later check uses a changed case, not a copied answer.</w:t>
       </w:r>
     </w:p>
     <w:p>
@@ -3534,7 +5932,30 @@
     </w:p>
     <w:p>
       <w:r>
-        <w:t>Start with this question: Write a model card whose performance statement can be traced to a concrete evaluation.</w:t>
+        <w:t>Use this map to navigate Model Cards and Human Review, connect the goals to tasks and keep one evidence record for each attempt.</w:t>
+      </w:r>
+    </w:p>
+    <w:p>
+      <w:pPr>
+        <w:spacing w:line="336" w:lineRule="auto" w:after="180"/>
+      </w:pPr>
+      <w:r>
+        <w:rPr>
+          <w:b w:val="0"/>
+        </w:rPr>
+        <w:t xml:space="preserve">Start with this question: Write a </w:t>
+      </w:r>
+      <w:r>
+        <w:rPr>
+          <w:b/>
+        </w:rPr>
+        <w:t>model card</w:t>
+      </w:r>
+      <w:r>
+        <w:rPr>
+          <w:b w:val="0"/>
+        </w:rPr>
+        <w:t xml:space="preserve"> whose performance statement can be traced to a concrete evaluation.</w:t>
       </w:r>
     </w:p>
     <w:tbl>
@@ -3640,13 +6061,61 @@
       </w:tr>
     </w:tbl>
     <w:p>
-      <w:r>
-        <w:t>Remember → watch and explain → try with help → investigate → try independently → keep project evidence. Your teacher may spread this lesson across several classes.</w:t>
-      </w:r>
-    </w:p>
-    <w:p>
-      <w:r>
-        <w:t>Keep your first prediction. Compare it with what the evidence shows and explain any change.</w:t>
+      <w:pPr>
+        <w:spacing w:line="336" w:lineRule="auto" w:after="180"/>
+      </w:pPr>
+      <w:r>
+        <w:rPr>
+          <w:b w:val="0"/>
+        </w:rPr>
+        <w:t xml:space="preserve">Remember → watch and explain → try with help → investigate → try independently → keep project </w:t>
+      </w:r>
+      <w:r>
+        <w:rPr>
+          <w:b/>
+        </w:rPr>
+        <w:t>evidence</w:t>
+      </w:r>
+      <w:r>
+        <w:rPr>
+          <w:b w:val="0"/>
+        </w:rPr>
+        <w:t>. Your teacher may spread this lesson across several classes.</w:t>
+      </w:r>
+    </w:p>
+    <w:p>
+      <w:pPr>
+        <w:spacing w:line="336" w:lineRule="auto" w:after="180"/>
+      </w:pPr>
+      <w:r>
+        <w:rPr>
+          <w:b w:val="0"/>
+        </w:rPr>
+        <w:t xml:space="preserve">Keep your first </w:t>
+      </w:r>
+      <w:r>
+        <w:rPr>
+          <w:b/>
+        </w:rPr>
+        <w:t>prediction</w:t>
+      </w:r>
+      <w:r>
+        <w:rPr>
+          <w:b w:val="0"/>
+        </w:rPr>
+        <w:t xml:space="preserve">. Compare it with what the </w:t>
+      </w:r>
+      <w:r>
+        <w:rPr>
+          <w:b/>
+        </w:rPr>
+        <w:t>evidence</w:t>
+      </w:r>
+      <w:r>
+        <w:rPr>
+          <w:b w:val="0"/>
+        </w:rPr>
+        <w:t xml:space="preserve"> shows and explain any change.</w:t>
       </w:r>
     </w:p>
     <w:p>
@@ -3659,7 +6128,36 @@
     </w:p>
     <w:p>
       <w:r>
-        <w:t>Close your notes. Explain this goal in your own words: Write a model card whose claims match evidence</w:t>
+        <w:t>Explain Model Cards and Human Review without notes, identify a remaining question and plan a later check with a changed case.</w:t>
+      </w:r>
+    </w:p>
+    <w:p>
+      <w:pPr>
+        <w:spacing w:line="336" w:lineRule="auto" w:after="180"/>
+      </w:pPr>
+      <w:r>
+        <w:rPr>
+          <w:b w:val="0"/>
+        </w:rPr>
+        <w:t xml:space="preserve">Close your notes. Explain this goal in your own words: Write a </w:t>
+      </w:r>
+      <w:r>
+        <w:rPr>
+          <w:b/>
+        </w:rPr>
+        <w:t>model card</w:t>
+      </w:r>
+      <w:r>
+        <w:rPr>
+          <w:b w:val="0"/>
+        </w:rPr>
+        <w:t xml:space="preserve"> whose claims match </w:t>
+      </w:r>
+      <w:r>
+        <w:rPr>
+          <w:b/>
+        </w:rPr>
+        <w:t>evidence</w:t>
       </w:r>
     </w:p>
     <w:p>
@@ -3696,13 +6194,61 @@
       </w:r>
     </w:p>
     <w:p>
-      <w:r>
-        <w:t>If you are unsure, return to the worked picture and explain one arrow. If you are ready, change an input or assumption and justify your prediction.</w:t>
-      </w:r>
-    </w:p>
-    <w:p>
-      <w:r>
-        <w:t>Save your workbook evidence. At the next review, try a different case before opening your old answer.</w:t>
+      <w:pPr>
+        <w:spacing w:line="336" w:lineRule="auto" w:after="180"/>
+      </w:pPr>
+      <w:r>
+        <w:rPr>
+          <w:b w:val="0"/>
+        </w:rPr>
+        <w:t xml:space="preserve">If you are unsure, return to the worked picture and explain one arrow. If you are ready, change an </w:t>
+      </w:r>
+      <w:r>
+        <w:rPr>
+          <w:b/>
+        </w:rPr>
+        <w:t>input</w:t>
+      </w:r>
+      <w:r>
+        <w:rPr>
+          <w:b w:val="0"/>
+        </w:rPr>
+        <w:t xml:space="preserve"> or assumption and justify your </w:t>
+      </w:r>
+      <w:r>
+        <w:rPr>
+          <w:b/>
+        </w:rPr>
+        <w:t>prediction</w:t>
+      </w:r>
+      <w:r>
+        <w:rPr>
+          <w:b w:val="0"/>
+        </w:rPr>
+        <w:t>.</w:t>
+      </w:r>
+    </w:p>
+    <w:p>
+      <w:pPr>
+        <w:spacing w:line="336" w:lineRule="auto" w:after="180"/>
+      </w:pPr>
+      <w:r>
+        <w:rPr>
+          <w:b w:val="0"/>
+        </w:rPr>
+        <w:t xml:space="preserve">Save your workbook </w:t>
+      </w:r>
+      <w:r>
+        <w:rPr>
+          <w:b/>
+        </w:rPr>
+        <w:t>evidence</w:t>
+      </w:r>
+      <w:r>
+        <w:rPr>
+          <w:b w:val="0"/>
+        </w:rPr>
+        <w:t>. At the next review, try a different case before opening your old answer.</w:t>
       </w:r>
     </w:p>
     <w:p>
@@ -3715,12 +6261,41 @@
     </w:p>
     <w:p>
       <w:r>
+        <w:t>Attempt supported questions before using hints or feedback. Review a missing building block, then keep the completed work.</w:t>
+      </w:r>
+    </w:p>
+    <w:p>
+      <w:pPr>
+        <w:spacing w:line="336" w:lineRule="auto" w:after="180"/>
+      </w:pPr>
+      <w:r>
+        <w:rPr>
+          <w:b w:val="0"/>
+        </w:rPr>
         <w:t>Use this supported practice once, in the browser or on paper. Keep the reserved independent assessment for a separate first attempt before teacher feedback.</w:t>
       </w:r>
     </w:p>
     <w:p>
-      <w:r>
-        <w:t>Write a model card whose performance statement can be traced to a concrete evaluation.</w:t>
+      <w:pPr>
+        <w:spacing w:line="336" w:lineRule="auto" w:after="180"/>
+      </w:pPr>
+      <w:r>
+        <w:rPr>
+          <w:b w:val="0"/>
+        </w:rPr>
+        <w:t xml:space="preserve">Write a </w:t>
+      </w:r>
+      <w:r>
+        <w:rPr>
+          <w:b/>
+        </w:rPr>
+        <w:t>model card</w:t>
+      </w:r>
+      <w:r>
+        <w:rPr>
+          <w:b w:val="0"/>
+        </w:rPr>
+        <w:t xml:space="preserve"> whose performance statement can be traced to a concrete evaluation.</w:t>
       </w:r>
     </w:p>
     <w:p>
@@ -3732,22 +6307,55 @@
       </w:r>
     </w:p>
     <w:p>
-      <w:r>
+      <w:pPr>
+        <w:spacing w:line="336" w:lineRule="auto" w:after="180"/>
+      </w:pPr>
+      <w:r>
+        <w:rPr>
+          <w:b w:val="0"/>
+        </w:rPr>
         <w:t>Which labelled step matches this detail? Do not claim all cameras, outdoor conditions or disease diagnosis were validated.</w:t>
       </w:r>
     </w:p>
     <w:p>
-      <w:r>
-        <w:t>1. Name evidence</w:t>
-      </w:r>
-    </w:p>
-    <w:p>
-      <w:r>
+      <w:pPr>
+        <w:spacing w:line="336" w:lineRule="auto" w:after="180"/>
+        <w:shd w:fill="F4F9FC"/>
+      </w:pPr>
+      <w:r>
+        <w:rPr>
+          <w:b w:val="0"/>
+        </w:rPr>
+        <w:t xml:space="preserve">1. Name </w:t>
+      </w:r>
+      <w:r>
+        <w:rPr>
+          <w:b/>
+        </w:rPr>
+        <w:t>evidence</w:t>
+      </w:r>
+    </w:p>
+    <w:p>
+      <w:pPr>
+        <w:spacing w:line="336" w:lineRule="auto" w:after="180"/>
+        <w:shd w:fill="F4F9FC"/>
+      </w:pPr>
+      <w:r>
+        <w:rPr>
+          <w:b w:val="0"/>
+        </w:rPr>
         <w:t>2. State limits</w:t>
       </w:r>
     </w:p>
     <w:p>
-      <w:r>
+      <w:pPr>
+        <w:spacing w:line="336" w:lineRule="auto" w:after="180"/>
+        <w:shd w:fill="F4F9FC"/>
+      </w:pPr>
+      <w:r>
+        <w:rPr>
+          <w:b w:val="0"/>
+        </w:rPr>
         <w:t>3. Compare baseline</w:t>
       </w:r>
     </w:p>
@@ -3785,40 +6393,178 @@
       </w:r>
     </w:p>
     <w:p>
-      <w:r>
+      <w:pPr>
+        <w:pStyle w:val="Heading3"/>
+      </w:pPr>
+      <w:r>
+        <w:t>Hint · try first</w:t>
+      </w:r>
+    </w:p>
+    <w:p>
+      <w:pPr>
+        <w:spacing w:line="336" w:lineRule="auto" w:after="180"/>
+        <w:shd w:fill="F1F6F8"/>
+      </w:pPr>
+      <w:r>
+        <w:rPr>
+          <w:b w:val="0"/>
+        </w:rPr>
         <w:t>Hint if needed: Read the steps in the pictorial case. Match the supplied detail to the stage that performs or records it.</w:t>
       </w:r>
     </w:p>
     <w:p>
-      <w:r>
-        <w:t>After your attempt, compare with the supported explanation: State limits Do not claim all cameras, outdoor conditions or disease diagnosis were validated. Read the picture in order. Do not claim all cameras, outdoor conditions or disease diagnosis were validated. The arrows show which recorded input or intermediate result each decision uses. Explain the deciding step aloud before checking the changed case; pointing to the final answer alone does not show how it follows.</w:t>
-      </w:r>
-    </w:p>
-    <w:p>
       <w:pPr>
         <w:pStyle w:val="Heading3"/>
       </w:pPr>
       <w:r>
+        <w:t>Feedback · compare after trying</w:t>
+      </w:r>
+    </w:p>
+    <w:p>
+      <w:pPr>
+        <w:spacing w:line="336" w:lineRule="auto" w:after="180"/>
+        <w:shd w:fill="F1F6FC"/>
+      </w:pPr>
+      <w:r>
+        <w:rPr>
+          <w:b w:val="0"/>
+        </w:rPr>
+        <w:t>After your attempt, compare with the supported explanation: State limits Do not claim all cameras, outdoor conditions or disease diagnosis were validated. Read the picture in order.</w:t>
+      </w:r>
+    </w:p>
+    <w:p>
+      <w:pPr>
+        <w:spacing w:line="336" w:lineRule="auto" w:after="180"/>
+        <w:shd w:fill="F1F6FC"/>
+      </w:pPr>
+      <w:r>
+        <w:rPr>
+          <w:b w:val="0"/>
+        </w:rPr>
+        <w:t xml:space="preserve">Do not claim all cameras, outdoor conditions or disease diagnosis were validated. The arrows show which recorded </w:t>
+      </w:r>
+      <w:r>
+        <w:rPr>
+          <w:b/>
+        </w:rPr>
+        <w:t>input</w:t>
+      </w:r>
+      <w:r>
+        <w:rPr>
+          <w:b w:val="0"/>
+        </w:rPr>
+        <w:t xml:space="preserve"> or intermediate result each decision uses.</w:t>
+      </w:r>
+    </w:p>
+    <w:p>
+      <w:pPr>
+        <w:spacing w:line="336" w:lineRule="auto" w:after="180"/>
+        <w:shd w:fill="F1F6FC"/>
+      </w:pPr>
+      <w:r>
+        <w:rPr>
+          <w:b w:val="0"/>
+        </w:rPr>
+        <w:t>Explain the deciding step aloud before checking the changed case; pointing to the final answer alone does not show how it follows.</w:t>
+      </w:r>
+    </w:p>
+    <w:p>
+      <w:pPr>
+        <w:pStyle w:val="Heading3"/>
+      </w:pPr>
+      <w:r>
         <w:t>Practice 2: explain the deciding evidence</w:t>
       </w:r>
     </w:p>
     <w:p>
-      <w:r>
-        <w:t>Changed-case practice: The publicity sentence becomes “80% accurate for every plant”. Which conclusion is supported by the supplied facts?</w:t>
-      </w:r>
-    </w:p>
-    <w:p>
-      <w:r>
-        <w:t>1. We can decide the result without examining the changed input or the procedure.</w:t>
-      </w:r>
-    </w:p>
-    <w:p>
-      <w:r>
-        <w:t>2. This one example guarantees correct results for every future input.</w:t>
-      </w:r>
-    </w:p>
-    <w:p>
-      <w:r>
+      <w:pPr>
+        <w:pStyle w:val="Heading3"/>
+      </w:pPr>
+      <w:r>
+        <w:t>Changed case · predict first</w:t>
+      </w:r>
+    </w:p>
+    <w:p>
+      <w:pPr>
+        <w:spacing w:line="336" w:lineRule="auto" w:after="180"/>
+        <w:shd w:fill="F5F1FB"/>
+      </w:pPr>
+      <w:r>
+        <w:rPr>
+          <w:b w:val="0"/>
+        </w:rPr>
+        <w:t>Changed-case practice: The publicity sentence becomes “</w:t>
+      </w:r>
+      <w:r>
+        <w:rPr>
+          <w:b/>
+        </w:rPr>
+        <w:t>80%</w:t>
+      </w:r>
+      <w:r>
+        <w:rPr>
+          <w:b w:val="0"/>
+        </w:rPr>
+        <w:t xml:space="preserve"> accurate for every plant”. Which conclusion is supported by the supplied facts?</w:t>
+      </w:r>
+    </w:p>
+    <w:p>
+      <w:pPr>
+        <w:spacing w:line="336" w:lineRule="auto" w:after="180"/>
+        <w:shd w:fill="F4F9FC"/>
+      </w:pPr>
+      <w:r>
+        <w:rPr>
+          <w:b w:val="0"/>
+        </w:rPr>
+        <w:t xml:space="preserve">1. We can decide the result without examining the changed </w:t>
+      </w:r>
+      <w:r>
+        <w:rPr>
+          <w:b/>
+        </w:rPr>
+        <w:t>input</w:t>
+      </w:r>
+      <w:r>
+        <w:rPr>
+          <w:b w:val="0"/>
+        </w:rPr>
+        <w:t xml:space="preserve"> or the procedure.</w:t>
+      </w:r>
+    </w:p>
+    <w:p>
+      <w:pPr>
+        <w:spacing w:line="336" w:lineRule="auto" w:after="180"/>
+        <w:shd w:fill="F4F9FC"/>
+      </w:pPr>
+      <w:r>
+        <w:rPr>
+          <w:b w:val="0"/>
+        </w:rPr>
+        <w:t xml:space="preserve">2. This one example guarantees correct results for every future </w:t>
+      </w:r>
+      <w:r>
+        <w:rPr>
+          <w:b/>
+        </w:rPr>
+        <w:t>input</w:t>
+      </w:r>
+      <w:r>
+        <w:rPr>
+          <w:b w:val="0"/>
+        </w:rPr>
+        <w:t>.</w:t>
+      </w:r>
+    </w:p>
+    <w:p>
+      <w:pPr>
+        <w:spacing w:line="336" w:lineRule="auto" w:after="180"/>
+        <w:shd w:fill="F4F9FC"/>
+      </w:pPr>
+      <w:r>
+        <w:rPr>
+          <w:b w:val="0"/>
+        </w:rPr>
         <w:t>3. Reject that unbounded statement.</w:t>
       </w:r>
     </w:p>
@@ -3856,12 +6602,42 @@
       </w:r>
     </w:p>
     <w:p>
-      <w:r>
+      <w:pPr>
+        <w:pStyle w:val="Heading3"/>
+      </w:pPr>
+      <w:r>
+        <w:t>Hint · try first</w:t>
+      </w:r>
+    </w:p>
+    <w:p>
+      <w:pPr>
+        <w:spacing w:line="336" w:lineRule="auto" w:after="180"/>
+        <w:shd w:fill="F1F6F8"/>
+      </w:pPr>
+      <w:r>
+        <w:rPr>
+          <w:b w:val="0"/>
+        </w:rPr>
         <w:t>Hint if needed: Use the changed condition and the deciding step in the pictorial trace. The answer must say what follows from those facts.</w:t>
       </w:r>
     </w:p>
     <w:p>
-      <w:r>
+      <w:pPr>
+        <w:pStyle w:val="Heading3"/>
+      </w:pPr>
+      <w:r>
+        <w:t>Feedback · compare after trying</w:t>
+      </w:r>
+    </w:p>
+    <w:p>
+      <w:pPr>
+        <w:spacing w:line="336" w:lineRule="auto" w:after="180"/>
+        <w:shd w:fill="F1F6FC"/>
+      </w:pPr>
+      <w:r>
+        <w:rPr>
+          <w:b w:val="0"/>
+        </w:rPr>
         <w:t>After your attempt, compare with the supported explanation: Reject that unbounded statement. The measured rate belongs to twenty related indoor photos, not every plant or setting.</w:t>
       </w:r>
     </w:p>
@@ -3874,18 +6650,213 @@
       </w:r>
     </w:p>
     <w:p>
-      <w:r>
-        <w:t>Review Proxy Features and Fairness (ai-4/32). Goal: Identify possible proxy features. Short practice: What evidence contradicts the original “all setting information removed” claim? Point to the relevant step in the picture, then write the changed result and the rule or evidence that supports it.. Return to this week and explain what you changed.</w:t>
-      </w:r>
-    </w:p>
-    <w:p>
-      <w:r>
-        <w:t>Review Improve Generalization (ai-4/30). Goal: Compare training and validation evidence for model capacity. Short practice: What fresh evidence is needed after adding crossed training data? Point to the relevant step in the picture, then write the changed result and the rule or evidence that supports it.. Return to this week and explain what you changed.</w:t>
-      </w:r>
-    </w:p>
-    <w:p>
-      <w:r>
-        <w:t>Review Overfitting (ai-4/27). Goal: Compare training and validation evidence for model capacity. Short practice: Does100% training accuracy prove Large was always best? Point to the relevant step in the picture, then write the changed result and the rule or evidence that supports it.. Return to this week and explain what you changed.</w:t>
+      <w:pPr>
+        <w:spacing w:line="336" w:lineRule="auto" w:after="180"/>
+      </w:pPr>
+      <w:r>
+        <w:rPr>
+          <w:b w:val="0"/>
+        </w:rPr>
+        <w:t xml:space="preserve">Review Proxy Features and Fairness (ai-4/32). Goal: Identify possible proxy features. Short practice: What </w:t>
+      </w:r>
+      <w:r>
+        <w:rPr>
+          <w:b/>
+        </w:rPr>
+        <w:t>evidence</w:t>
+      </w:r>
+      <w:r>
+        <w:rPr>
+          <w:b w:val="0"/>
+        </w:rPr>
+        <w:t xml:space="preserve"> contradicts the original “all setting information removed” claim?</w:t>
+      </w:r>
+    </w:p>
+    <w:p>
+      <w:pPr>
+        <w:spacing w:line="336" w:lineRule="auto" w:after="180"/>
+      </w:pPr>
+      <w:r>
+        <w:rPr>
+          <w:b w:val="0"/>
+        </w:rPr>
+        <w:t xml:space="preserve">Point to the relevant step in the picture, then write the changed result and the rule or </w:t>
+      </w:r>
+      <w:r>
+        <w:rPr>
+          <w:b/>
+        </w:rPr>
+        <w:t>evidence</w:t>
+      </w:r>
+      <w:r>
+        <w:rPr>
+          <w:b w:val="0"/>
+        </w:rPr>
+        <w:t xml:space="preserve"> that supports it.. Return to this week and explain what you changed.</w:t>
+      </w:r>
+    </w:p>
+    <w:p>
+      <w:pPr>
+        <w:spacing w:line="336" w:lineRule="auto" w:after="180"/>
+      </w:pPr>
+      <w:r>
+        <w:rPr>
+          <w:b w:val="0"/>
+        </w:rPr>
+        <w:t xml:space="preserve">Review Improve Generalization (ai-4/30). Goal: Compare </w:t>
+      </w:r>
+      <w:r>
+        <w:rPr>
+          <w:b/>
+        </w:rPr>
+        <w:t>training</w:t>
+      </w:r>
+      <w:r>
+        <w:rPr>
+          <w:b w:val="0"/>
+        </w:rPr>
+        <w:t xml:space="preserve"> and validation </w:t>
+      </w:r>
+      <w:r>
+        <w:rPr>
+          <w:b/>
+        </w:rPr>
+        <w:t>evidence</w:t>
+      </w:r>
+      <w:r>
+        <w:rPr>
+          <w:b w:val="0"/>
+        </w:rPr>
+        <w:t xml:space="preserve"> for model capacity. Short practice: What fresh </w:t>
+      </w:r>
+      <w:r>
+        <w:rPr>
+          <w:b/>
+        </w:rPr>
+        <w:t>evidence</w:t>
+      </w:r>
+      <w:r>
+        <w:rPr>
+          <w:b w:val="0"/>
+        </w:rPr>
+        <w:t xml:space="preserve"> is needed after adding crossed </w:t>
+      </w:r>
+      <w:r>
+        <w:rPr>
+          <w:b/>
+        </w:rPr>
+        <w:t>training</w:t>
+      </w:r>
+      <w:r>
+        <w:rPr>
+          <w:b w:val="0"/>
+        </w:rPr>
+        <w:t xml:space="preserve"> data?</w:t>
+      </w:r>
+    </w:p>
+    <w:p>
+      <w:pPr>
+        <w:spacing w:line="336" w:lineRule="auto" w:after="180"/>
+      </w:pPr>
+      <w:r>
+        <w:rPr>
+          <w:b w:val="0"/>
+        </w:rPr>
+        <w:t xml:space="preserve">Point to the relevant step in the picture, then write the changed result and the rule or </w:t>
+      </w:r>
+      <w:r>
+        <w:rPr>
+          <w:b/>
+        </w:rPr>
+        <w:t>evidence</w:t>
+      </w:r>
+      <w:r>
+        <w:rPr>
+          <w:b w:val="0"/>
+        </w:rPr>
+        <w:t xml:space="preserve"> that supports it.. Return to this week and explain what you changed.</w:t>
+      </w:r>
+    </w:p>
+    <w:p>
+      <w:pPr>
+        <w:spacing w:line="336" w:lineRule="auto" w:after="180"/>
+      </w:pPr>
+      <w:r>
+        <w:rPr>
+          <w:b w:val="0"/>
+        </w:rPr>
+        <w:t>Review Over</w:t>
+      </w:r>
+      <w:r>
+        <w:rPr>
+          <w:b/>
+        </w:rPr>
+        <w:t>fitting</w:t>
+      </w:r>
+      <w:r>
+        <w:rPr>
+          <w:b w:val="0"/>
+        </w:rPr>
+        <w:t xml:space="preserve"> (ai-4/27). Goal: Compare </w:t>
+      </w:r>
+      <w:r>
+        <w:rPr>
+          <w:b/>
+        </w:rPr>
+        <w:t>training</w:t>
+      </w:r>
+      <w:r>
+        <w:rPr>
+          <w:b w:val="0"/>
+        </w:rPr>
+        <w:t xml:space="preserve"> and validation </w:t>
+      </w:r>
+      <w:r>
+        <w:rPr>
+          <w:b/>
+        </w:rPr>
+        <w:t>evidence</w:t>
+      </w:r>
+      <w:r>
+        <w:rPr>
+          <w:b w:val="0"/>
+        </w:rPr>
+        <w:t xml:space="preserve"> for model capacity. Short practice: Does100% </w:t>
+      </w:r>
+      <w:r>
+        <w:rPr>
+          <w:b/>
+        </w:rPr>
+        <w:t>training</w:t>
+      </w:r>
+      <w:r>
+        <w:rPr>
+          <w:b w:val="0"/>
+        </w:rPr>
+        <w:t xml:space="preserve"> accuracy prove Large was always best?</w:t>
+      </w:r>
+    </w:p>
+    <w:p>
+      <w:pPr>
+        <w:spacing w:line="336" w:lineRule="auto" w:after="180"/>
+      </w:pPr>
+      <w:r>
+        <w:rPr>
+          <w:b w:val="0"/>
+        </w:rPr>
+        <w:t xml:space="preserve">Point to the relevant step in the picture, then write the changed result and the rule or </w:t>
+      </w:r>
+      <w:r>
+        <w:rPr>
+          <w:b/>
+        </w:rPr>
+        <w:t>evidence</w:t>
+      </w:r>
+      <w:r>
+        <w:rPr>
+          <w:b w:val="0"/>
+        </w:rPr>
+        <w:t xml:space="preserve"> that supports it.. Return to this week and explain what you changed.</w:t>
       </w:r>
     </w:p>
     <w:p>
@@ -3897,8 +6868,704 @@
       </w:r>
     </w:p>
     <w:p>
-      <w:r>
-        <w:t>Use Download completed work in the hosted lesson to export your answers, reflections, practice feedback and code-run evidence. Open the HTML copy to read or print it. Drafts stay in this browser when storage is available; clear drafts on a shared device.</w:t>
+      <w:pPr>
+        <w:spacing w:line="336" w:lineRule="auto" w:after="180"/>
+      </w:pPr>
+      <w:r>
+        <w:rPr>
+          <w:b w:val="0"/>
+        </w:rPr>
+        <w:t xml:space="preserve">Use Download completed work in the hosted lesson to export your answers, reflections, practice feedback and code-run </w:t>
+      </w:r>
+      <w:r>
+        <w:rPr>
+          <w:b/>
+        </w:rPr>
+        <w:t>evidence</w:t>
+      </w:r>
+      <w:r>
+        <w:rPr>
+          <w:b w:val="0"/>
+        </w:rPr>
+        <w:t>. Open the HTML copy to read or print it.</w:t>
+      </w:r>
+    </w:p>
+    <w:p>
+      <w:pPr>
+        <w:spacing w:line="336" w:lineRule="auto" w:after="180"/>
+      </w:pPr>
+      <w:r>
+        <w:rPr>
+          <w:b w:val="0"/>
+        </w:rPr>
+        <w:t>Drafts stay in this browser when storage is available; clear drafts on a shared device.</w:t>
+      </w:r>
+    </w:p>
+    <w:p>
+      <w:pPr>
+        <w:pStyle w:val="Heading1"/>
+      </w:pPr>
+      <w:r>
+        <w:t>18. Visual concept journey</w:t>
+      </w:r>
+    </w:p>
+    <w:p>
+      <w:r>
+        <w:t>Explain each Model Cards and Human Review graphic using its labels, deciding evidence and relevant limitation.</w:t>
+      </w:r>
+    </w:p>
+    <w:p>
+      <w:pPr>
+        <w:pStyle w:val="Heading3"/>
+      </w:pPr>
+      <w:r>
+        <w:t>01. Model Cards and Human Review: the case</w:t>
+      </w:r>
+    </w:p>
+    <w:p>
+      <w:r>
+        <w:drawing>
+          <wp:inline xmlns:a="http://schemas.openxmlformats.org/drawingml/2006/main" xmlns:pic="http://schemas.openxmlformats.org/drawingml/2006/picture">
+            <wp:extent cx="5486400" cy="3142488"/>
+            <wp:docPr id="22" name="Picture 22" descr="Write a model card whose performance statement can be traced to a concrete evaluation. Supplied facts: Toy v = 3 classifier scored16/20 on five unseen plants with four views each, under indoor tablet lighting. Baseline scored14/20. All inputs and outcomes in this worked example are invented classroom data; no real model run is claimed."/>
+            <wp:cNvGraphicFramePr>
+              <a:graphicFrameLocks noChangeAspect="1"/>
+            </wp:cNvGraphicFramePr>
+            <a:graphic>
+              <a:graphicData uri="http://schemas.openxmlformats.org/drawingml/2006/picture">
+                <pic:pic>
+                  <pic:nvPicPr>
+                    <pic:cNvPr id="0" name="academy-story-ai-4-33-01.png"/>
+                    <pic:cNvPicPr/>
+                  </pic:nvPicPr>
+                  <pic:blipFill>
+                    <a:blip r:embed="rId29"/>
+                    <a:stretch>
+                      <a:fillRect/>
+                    </a:stretch>
+                  </pic:blipFill>
+                  <pic:spPr>
+                    <a:xfrm>
+                      <a:off x="0" y="0"/>
+                      <a:ext cx="5486400" cy="3142488"/>
+                    </a:xfrm>
+                    <a:prstGeom prst="rect"/>
+                  </pic:spPr>
+                </pic:pic>
+              </a:graphicData>
+            </a:graphic>
+          </wp:inline>
+        </w:drawing>
+      </w:r>
+    </w:p>
+    <w:p>
+      <w:pPr>
+        <w:spacing w:line="336" w:lineRule="auto" w:after="180"/>
+      </w:pPr>
+      <w:r>
+        <w:rPr>
+          <w:b w:val="0"/>
+        </w:rPr>
+        <w:t xml:space="preserve">Write a </w:t>
+      </w:r>
+      <w:r>
+        <w:rPr>
+          <w:b/>
+        </w:rPr>
+        <w:t>model card</w:t>
+      </w:r>
+      <w:r>
+        <w:rPr>
+          <w:b w:val="0"/>
+        </w:rPr>
+        <w:t xml:space="preserve"> whose performance statement can be traced to a concrete evaluation. Supplied facts: Toy v = 3 classifier scored16/20 on five unseen plants with four views each, under indoor tablet lighting.</w:t>
+      </w:r>
+    </w:p>
+    <w:p>
+      <w:pPr>
+        <w:spacing w:line="336" w:lineRule="auto" w:after="180"/>
+      </w:pPr>
+      <w:r>
+        <w:rPr>
+          <w:b w:val="0"/>
+        </w:rPr>
+        <w:t xml:space="preserve">Baseline scored14/20. All </w:t>
+      </w:r>
+      <w:r>
+        <w:rPr>
+          <w:b/>
+        </w:rPr>
+        <w:t>input</w:t>
+      </w:r>
+      <w:r>
+        <w:rPr>
+          <w:b w:val="0"/>
+        </w:rPr>
+        <w:t>s and outcomes in this worked example are invented classroom data; no real model run is claimed.</w:t>
+      </w:r>
+    </w:p>
+    <w:p>
+      <w:pPr>
+        <w:spacing w:line="336" w:lineRule="auto" w:after="180"/>
+        <w:shd w:fill="F5F1FB"/>
+      </w:pPr>
+      <w:r>
+        <w:rPr>
+          <w:b w:val="0"/>
+        </w:rPr>
+        <w:t>Point to the given fact that matters most. Explain why it matters.</w:t>
+      </w:r>
+    </w:p>
+    <w:p>
+      <w:pPr>
+        <w:pStyle w:val="Heading3"/>
+      </w:pPr>
+      <w:r>
+        <w:t>02. Follow the deciding steps</w:t>
+      </w:r>
+    </w:p>
+    <w:p>
+      <w:r>
+        <w:drawing>
+          <wp:inline xmlns:a="http://schemas.openxmlformats.org/drawingml/2006/main" xmlns:pic="http://schemas.openxmlformats.org/drawingml/2006/picture">
+            <wp:extent cx="5486400" cy="3493008"/>
+            <wp:docPr id="23" name="Picture 23" descr="Name evidence: Record v = 3, 20 photo cases, 5 plant identities, group-separated split and indoor tablet conditions. → Compare baseline: v = 3 accuracy 80%; baseline70% on the same 20 cases. → State limits: Do not claim all cameras, outdoor conditions or disease diagnosis were validated."/>
+            <wp:cNvGraphicFramePr>
+              <a:graphicFrameLocks noChangeAspect="1"/>
+            </wp:cNvGraphicFramePr>
+            <a:graphic>
+              <a:graphicData uri="http://schemas.openxmlformats.org/drawingml/2006/picture">
+                <pic:pic>
+                  <pic:nvPicPr>
+                    <pic:cNvPr id="0" name="academy-story-ai-4-33-02.png"/>
+                    <pic:cNvPicPr/>
+                  </pic:nvPicPr>
+                  <pic:blipFill>
+                    <a:blip r:embed="rId30"/>
+                    <a:stretch>
+                      <a:fillRect/>
+                    </a:stretch>
+                  </pic:blipFill>
+                  <pic:spPr>
+                    <a:xfrm>
+                      <a:off x="0" y="0"/>
+                      <a:ext cx="5486400" cy="3493008"/>
+                    </a:xfrm>
+                    <a:prstGeom prst="rect"/>
+                  </pic:spPr>
+                </pic:pic>
+              </a:graphicData>
+            </a:graphic>
+          </wp:inline>
+        </w:drawing>
+      </w:r>
+    </w:p>
+    <w:p>
+      <w:pPr>
+        <w:spacing w:line="336" w:lineRule="auto" w:after="180"/>
+      </w:pPr>
+      <w:r>
+        <w:rPr>
+          <w:b w:val="0"/>
+        </w:rPr>
+        <w:t xml:space="preserve">Name </w:t>
+      </w:r>
+      <w:r>
+        <w:rPr>
+          <w:b/>
+        </w:rPr>
+        <w:t>evidence</w:t>
+      </w:r>
+      <w:r>
+        <w:rPr>
+          <w:b w:val="0"/>
+        </w:rPr>
+        <w:t xml:space="preserve">: Record v = 3, 20 photo cases, 5 plant identities, group-separated split and indoor tablet conditions. → Compare baseline: v = 3 accuracy </w:t>
+      </w:r>
+      <w:r>
+        <w:rPr>
+          <w:b/>
+        </w:rPr>
+        <w:t>80%</w:t>
+      </w:r>
+      <w:r>
+        <w:rPr>
+          <w:b w:val="0"/>
+        </w:rPr>
+        <w:t>; baseline</w:t>
+      </w:r>
+      <w:r>
+        <w:rPr>
+          <w:b/>
+        </w:rPr>
+        <w:t>70%</w:t>
+      </w:r>
+      <w:r>
+        <w:rPr>
+          <w:b w:val="0"/>
+        </w:rPr>
+        <w:t xml:space="preserve"> on the same 20 cases. → State limits: Do not claim all cameras, outdoor conditions or disease diagnosis were validated.</w:t>
+      </w:r>
+    </w:p>
+    <w:p>
+      <w:pPr>
+        <w:spacing w:line="336" w:lineRule="auto" w:after="180"/>
+        <w:shd w:fill="F5F1FB"/>
+      </w:pPr>
+      <w:r>
+        <w:rPr>
+          <w:b w:val="0"/>
+        </w:rPr>
+        <w:t xml:space="preserve">Point to each numbered stage and explain which recorded </w:t>
+      </w:r>
+      <w:r>
+        <w:rPr>
+          <w:b/>
+        </w:rPr>
+        <w:t>input</w:t>
+      </w:r>
+      <w:r>
+        <w:rPr>
+          <w:b w:val="0"/>
+        </w:rPr>
+        <w:t xml:space="preserve"> it uses.</w:t>
+      </w:r>
+    </w:p>
+    <w:p>
+      <w:pPr>
+        <w:pStyle w:val="Heading3"/>
+      </w:pPr>
+      <w:r>
+        <w:t>03. Model cards and review at a glance</w:t>
+      </w:r>
+    </w:p>
+    <w:p>
+      <w:r>
+        <w:drawing>
+          <wp:inline xmlns:a="http://schemas.openxmlformats.org/drawingml/2006/main" xmlns:pic="http://schemas.openxmlformats.org/drawingml/2006/picture">
+            <wp:extent cx="5486400" cy="2834640"/>
+            <wp:docPr id="24" name="Picture 24" descr="Model cards and review at a glance. Purpose and version | Toy classifier v 1 | Fictional data only. Evidence | 12 held-out cases | Full matrix and baseline. Limits and review | No real decisions | List unresolved coverage"/>
+            <wp:cNvGraphicFramePr>
+              <a:graphicFrameLocks noChangeAspect="1"/>
+            </wp:cNvGraphicFramePr>
+            <a:graphic>
+              <a:graphicData uri="http://schemas.openxmlformats.org/drawingml/2006/picture">
+                <pic:pic>
+                  <pic:nvPicPr>
+                    <pic:cNvPr id="0" name="academy-story-ai-4-33-03.png"/>
+                    <pic:cNvPicPr/>
+                  </pic:nvPicPr>
+                  <pic:blipFill>
+                    <a:blip r:embed="rId31"/>
+                    <a:stretch>
+                      <a:fillRect/>
+                    </a:stretch>
+                  </pic:blipFill>
+                  <pic:spPr>
+                    <a:xfrm>
+                      <a:off x="0" y="0"/>
+                      <a:ext cx="5486400" cy="2834640"/>
+                    </a:xfrm>
+                    <a:prstGeom prst="rect"/>
+                  </pic:spPr>
+                </pic:pic>
+              </a:graphicData>
+            </a:graphic>
+          </wp:inline>
+        </w:drawing>
+      </w:r>
+    </w:p>
+    <w:p>
+      <w:pPr>
+        <w:spacing w:line="336" w:lineRule="auto" w:after="180"/>
+      </w:pPr>
+      <w:r>
+        <w:rPr>
+          <w:b/>
+        </w:rPr>
+        <w:t>Model card</w:t>
+      </w:r>
+      <w:r>
+        <w:rPr>
+          <w:b w:val="0"/>
+        </w:rPr>
+        <w:t xml:space="preserve">s and review at a glance. Purpose and version | Toy classifier v 1 | Fictional data only. </w:t>
+      </w:r>
+      <w:r>
+        <w:rPr>
+          <w:b/>
+        </w:rPr>
+        <w:t>Evidence</w:t>
+      </w:r>
+      <w:r>
+        <w:rPr>
+          <w:b w:val="0"/>
+        </w:rPr>
+        <w:t xml:space="preserve"> | 12 held-out cases | Full matrix and baseline. Limits and review | No real decisions | List unresolved coverage</w:t>
+      </w:r>
+    </w:p>
+    <w:p>
+      <w:pPr>
+        <w:spacing w:line="336" w:lineRule="auto" w:after="180"/>
+        <w:shd w:fill="F5F1FB"/>
+      </w:pPr>
+      <w:r>
+        <w:rPr>
+          <w:b w:val="0"/>
+        </w:rPr>
+        <w:t>Read the labels and values. Explain the relationship the model shows.</w:t>
+      </w:r>
+    </w:p>
+    <w:p>
+      <w:pPr>
+        <w:pStyle w:val="Heading3"/>
+      </w:pPr>
+      <w:r>
+        <w:t>04. Change one thing. Trace what follows.</w:t>
+      </w:r>
+    </w:p>
+    <w:p>
+      <w:r>
+        <w:drawing>
+          <wp:inline xmlns:a="http://schemas.openxmlformats.org/drawingml/2006/main" xmlns:pic="http://schemas.openxmlformats.org/drawingml/2006/picture">
+            <wp:extent cx="5486400" cy="3026664"/>
+            <wp:docPr id="25" name="Picture 25" descr="Original case: Do not claim all cameras, outdoor conditions or disease diagnosis were validated. Changed condition: The publicity sentence becomes “80% accurate for every plant”. Expected result: Reject that unbounded statement. Reason: The measured rate belongs to twenty related indoor photos, not every plant or setting."/>
+            <wp:cNvGraphicFramePr>
+              <a:graphicFrameLocks noChangeAspect="1"/>
+            </wp:cNvGraphicFramePr>
+            <a:graphic>
+              <a:graphicData uri="http://schemas.openxmlformats.org/drawingml/2006/picture">
+                <pic:pic>
+                  <pic:nvPicPr>
+                    <pic:cNvPr id="0" name="academy-story-ai-4-33-04.png"/>
+                    <pic:cNvPicPr/>
+                  </pic:nvPicPr>
+                  <pic:blipFill>
+                    <a:blip r:embed="rId32"/>
+                    <a:stretch>
+                      <a:fillRect/>
+                    </a:stretch>
+                  </pic:blipFill>
+                  <pic:spPr>
+                    <a:xfrm>
+                      <a:off x="0" y="0"/>
+                      <a:ext cx="5486400" cy="3026664"/>
+                    </a:xfrm>
+                    <a:prstGeom prst="rect"/>
+                  </pic:spPr>
+                </pic:pic>
+              </a:graphicData>
+            </a:graphic>
+          </wp:inline>
+        </w:drawing>
+      </w:r>
+    </w:p>
+    <w:p>
+      <w:pPr>
+        <w:spacing w:line="336" w:lineRule="auto" w:after="180"/>
+      </w:pPr>
+      <w:r>
+        <w:rPr>
+          <w:b w:val="0"/>
+        </w:rPr>
+        <w:t>Original case: Do not claim all cameras, outdoor conditions or disease diagnosis were validated. Changed condition: The publicity sentence becomes “</w:t>
+      </w:r>
+      <w:r>
+        <w:rPr>
+          <w:b/>
+        </w:rPr>
+        <w:t>80%</w:t>
+      </w:r>
+      <w:r>
+        <w:rPr>
+          <w:b w:val="0"/>
+        </w:rPr>
+        <w:t xml:space="preserve"> accurate for every plant”.</w:t>
+      </w:r>
+    </w:p>
+    <w:p>
+      <w:pPr>
+        <w:spacing w:line="336" w:lineRule="auto" w:after="180"/>
+      </w:pPr>
+      <w:r>
+        <w:rPr>
+          <w:b w:val="0"/>
+        </w:rPr>
+        <w:t>Expected result: Reject that unbounded statement. Reason: The measured rate belongs to twenty related indoor photos, not every plant or setting.</w:t>
+      </w:r>
+    </w:p>
+    <w:p>
+      <w:pPr>
+        <w:spacing w:line="336" w:lineRule="auto" w:after="180"/>
+        <w:shd w:fill="F5F1FB"/>
+      </w:pPr>
+      <w:r>
+        <w:rPr>
+          <w:b w:val="0"/>
+        </w:rPr>
+        <w:t>Predict before checking the worked changed-case result. Name what changed and what the supplied facts allow you to conclude.</w:t>
+      </w:r>
+    </w:p>
+    <w:p>
+      <w:pPr>
+        <w:pStyle w:val="Heading3"/>
+      </w:pPr>
+      <w:r>
+        <w:t>05. Connect the explanation to its limit</w:t>
+      </w:r>
+    </w:p>
+    <w:p>
+      <w:r>
+        <w:drawing>
+          <wp:inline xmlns:a="http://schemas.openxmlformats.org/drawingml/2006/main" xmlns:pic="http://schemas.openxmlformats.org/drawingml/2006/picture">
+            <wp:extent cx="5486400" cy="2834640"/>
+            <wp:docPr id="26" name="Picture 26" descr="Read the picture in order. Do not claim all cameras, outdoor conditions or disease diagnosis were validated. The arrows show which recorded input or intermediate result each decision uses. Explain the deciding step aloud before checking the changed case; pointing to the final answer alone does not show how it follows. Limit: A model card communicates evidence; it is not certification of safety, fairness or suitability for consequential plant decisions."/>
+            <wp:cNvGraphicFramePr>
+              <a:graphicFrameLocks noChangeAspect="1"/>
+            </wp:cNvGraphicFramePr>
+            <a:graphic>
+              <a:graphicData uri="http://schemas.openxmlformats.org/drawingml/2006/picture">
+                <pic:pic>
+                  <pic:nvPicPr>
+                    <pic:cNvPr id="0" name="academy-story-ai-4-33-05.png"/>
+                    <pic:cNvPicPr/>
+                  </pic:nvPicPr>
+                  <pic:blipFill>
+                    <a:blip r:embed="rId33"/>
+                    <a:stretch>
+                      <a:fillRect/>
+                    </a:stretch>
+                  </pic:blipFill>
+                  <pic:spPr>
+                    <a:xfrm>
+                      <a:off x="0" y="0"/>
+                      <a:ext cx="5486400" cy="2834640"/>
+                    </a:xfrm>
+                    <a:prstGeom prst="rect"/>
+                  </pic:spPr>
+                </pic:pic>
+              </a:graphicData>
+            </a:graphic>
+          </wp:inline>
+        </w:drawing>
+      </w:r>
+    </w:p>
+    <w:p>
+      <w:pPr>
+        <w:spacing w:line="336" w:lineRule="auto" w:after="180"/>
+      </w:pPr>
+      <w:r>
+        <w:rPr>
+          <w:b w:val="0"/>
+        </w:rPr>
+        <w:t xml:space="preserve">Read the picture in order. Do not claim all cameras, outdoor conditions or disease diagnosis were validated. The arrows show which recorded </w:t>
+      </w:r>
+      <w:r>
+        <w:rPr>
+          <w:b/>
+        </w:rPr>
+        <w:t>input</w:t>
+      </w:r>
+      <w:r>
+        <w:rPr>
+          <w:b w:val="0"/>
+        </w:rPr>
+        <w:t xml:space="preserve"> or intermediate result each decision uses.</w:t>
+      </w:r>
+    </w:p>
+    <w:p>
+      <w:pPr>
+        <w:spacing w:line="336" w:lineRule="auto" w:after="180"/>
+      </w:pPr>
+      <w:r>
+        <w:rPr>
+          <w:b w:val="0"/>
+        </w:rPr>
+        <w:t>Explain the deciding step aloud before checking the changed case; pointing to the final answer alone does not show how it follows.</w:t>
+      </w:r>
+    </w:p>
+    <w:p>
+      <w:pPr>
+        <w:spacing w:line="336" w:lineRule="auto" w:after="180"/>
+      </w:pPr>
+      <w:r>
+        <w:rPr>
+          <w:b w:val="0"/>
+        </w:rPr>
+        <w:t xml:space="preserve">Limit: A </w:t>
+      </w:r>
+      <w:r>
+        <w:rPr>
+          <w:b/>
+        </w:rPr>
+        <w:t>model card</w:t>
+      </w:r>
+      <w:r>
+        <w:rPr>
+          <w:b w:val="0"/>
+        </w:rPr>
+        <w:t xml:space="preserve"> communicates </w:t>
+      </w:r>
+      <w:r>
+        <w:rPr>
+          <w:b/>
+        </w:rPr>
+        <w:t>evidence</w:t>
+      </w:r>
+      <w:r>
+        <w:rPr>
+          <w:b w:val="0"/>
+        </w:rPr>
+        <w:t>; it is not certification of safety, fairness or suitability for consequential plant decisions.</w:t>
+      </w:r>
+    </w:p>
+    <w:p>
+      <w:pPr>
+        <w:spacing w:line="336" w:lineRule="auto" w:after="180"/>
+        <w:shd w:fill="F5F1FB"/>
+      </w:pPr>
+      <w:r>
+        <w:rPr>
+          <w:b w:val="0"/>
+        </w:rPr>
+        <w:t>Explain the case, then point to a limit on the claim.</w:t>
+      </w:r>
+    </w:p>
+    <w:p>
+      <w:pPr>
+        <w:pStyle w:val="Heading3"/>
+      </w:pPr>
+      <w:r>
+        <w:t>06. Make the idea visible in your project</w:t>
+      </w:r>
+    </w:p>
+    <w:p>
+      <w:r>
+        <w:drawing>
+          <wp:inline xmlns:a="http://schemas.openxmlformats.org/drawingml/2006/main" xmlns:pic="http://schemas.openxmlformats.org/drawingml/2006/picture">
+            <wp:extent cx="5486400" cy="3681984"/>
+            <wp:docPr id="27" name="Picture 27" descr="For your Responsible Plant Classifier, save the input, procedure, observed result and limitation of this check. Label this worked example as practice; use a different, previously unreviewed case when checking independent understanding. Draw your input, deciding step, result and limit. Supported question: Write a bounded replacement for the publicity sentence. Point to the relevant step in the picture, then write the changed result and the rule or evidence that supports it."/>
+            <wp:cNvGraphicFramePr>
+              <a:graphicFrameLocks noChangeAspect="1"/>
+            </wp:cNvGraphicFramePr>
+            <a:graphic>
+              <a:graphicData uri="http://schemas.openxmlformats.org/drawingml/2006/picture">
+                <pic:pic>
+                  <pic:nvPicPr>
+                    <pic:cNvPr id="0" name="academy-story-ai-4-33-06.png"/>
+                    <pic:cNvPicPr/>
+                  </pic:nvPicPr>
+                  <pic:blipFill>
+                    <a:blip r:embed="rId34"/>
+                    <a:stretch>
+                      <a:fillRect/>
+                    </a:stretch>
+                  </pic:blipFill>
+                  <pic:spPr>
+                    <a:xfrm>
+                      <a:off x="0" y="0"/>
+                      <a:ext cx="5486400" cy="3681984"/>
+                    </a:xfrm>
+                    <a:prstGeom prst="rect"/>
+                  </pic:spPr>
+                </pic:pic>
+              </a:graphicData>
+            </a:graphic>
+          </wp:inline>
+        </w:drawing>
+      </w:r>
+    </w:p>
+    <w:p>
+      <w:pPr>
+        <w:spacing w:line="336" w:lineRule="auto" w:after="180"/>
+      </w:pPr>
+      <w:r>
+        <w:rPr>
+          <w:b w:val="0"/>
+        </w:rPr>
+        <w:t xml:space="preserve">For your Responsible Plant Classifier, save the </w:t>
+      </w:r>
+      <w:r>
+        <w:rPr>
+          <w:b/>
+        </w:rPr>
+        <w:t>input</w:t>
+      </w:r>
+      <w:r>
+        <w:rPr>
+          <w:b w:val="0"/>
+        </w:rPr>
+        <w:t>, procedure, observed result and limitation of this check.</w:t>
+      </w:r>
+    </w:p>
+    <w:p>
+      <w:pPr>
+        <w:spacing w:line="336" w:lineRule="auto" w:after="180"/>
+      </w:pPr>
+      <w:r>
+        <w:rPr>
+          <w:b w:val="0"/>
+        </w:rPr>
+        <w:t xml:space="preserve">Label this worked example as practice; use a different, previously unreviewed case when checking independent understanding. Draw your </w:t>
+      </w:r>
+      <w:r>
+        <w:rPr>
+          <w:b/>
+        </w:rPr>
+        <w:t>input</w:t>
+      </w:r>
+      <w:r>
+        <w:rPr>
+          <w:b w:val="0"/>
+        </w:rPr>
+        <w:t>, deciding step, result and limit.</w:t>
+      </w:r>
+    </w:p>
+    <w:p>
+      <w:pPr>
+        <w:spacing w:line="336" w:lineRule="auto" w:after="180"/>
+      </w:pPr>
+      <w:r>
+        <w:rPr>
+          <w:b w:val="0"/>
+        </w:rPr>
+        <w:t xml:space="preserve">Supported question: Write a bounded replacement for the publicity sentence. Point to the relevant step in the picture, then write the changed result and the rule or </w:t>
+      </w:r>
+      <w:r>
+        <w:rPr>
+          <w:b/>
+        </w:rPr>
+        <w:t>evidence</w:t>
+      </w:r>
+      <w:r>
+        <w:rPr>
+          <w:b w:val="0"/>
+        </w:rPr>
+        <w:t xml:space="preserve"> that supports it.</w:t>
+      </w:r>
+    </w:p>
+    <w:p>
+      <w:pPr>
+        <w:spacing w:line="336" w:lineRule="auto" w:after="180"/>
+        <w:shd w:fill="F5F1FB"/>
+      </w:pPr>
+      <w:r>
+        <w:rPr>
+          <w:b w:val="0"/>
+        </w:rPr>
+        <w:t xml:space="preserve">Draw your project trace and justify the deciding step using </w:t>
+      </w:r>
+      <w:r>
+        <w:rPr>
+          <w:b/>
+        </w:rPr>
+        <w:t>evidence</w:t>
+      </w:r>
+      <w:r>
+        <w:rPr>
+          <w:b w:val="0"/>
+        </w:rPr>
+        <w:t>.</w:t>
       </w:r>
     </w:p>
     <w:sectPr>
